--- a/сценарии использования.docx
+++ b/сценарии использования.docx
@@ -471,25 +471,19 @@
           </w:tcPr>
           <w:p>
             <w:pPr>
-              <w:pStyle w:val="a7"/>
-              <w:numPr>
-                <w:ilvl w:val="0"/>
-                <w:numId w:val="2"/>
-              </w:numPr>
-              <w:ind w:left="58" w:firstLine="18"/>
-              <w:rPr>
-                <w:rFonts w:ascii="Times New Roman" w:hAnsi="Times New Roman" w:cs="Times New Roman"/>
-                <w:sz w:val="28"/>
-                <w:szCs w:val="28"/>
-              </w:rPr>
-            </w:pPr>
-            <w:r>
-              <w:rPr>
-                <w:rFonts w:ascii="Times New Roman" w:hAnsi="Times New Roman" w:cs="Times New Roman"/>
-                <w:sz w:val="28"/>
-                <w:szCs w:val="28"/>
-              </w:rPr>
-              <w:t xml:space="preserve">На шаге 3 стоимость заказа может быть меньше минимальной стоимости доставки. Тогда система оповестит пользователя об этом и попросит дополнить заказ, заблокировав при этом возможность оформить заказ. Для успешного заказа клиенту необходимо добавить блюда в корзину, чтобы стоимость заказа </w:t>
+              <w:rPr>
+                <w:rFonts w:ascii="Times New Roman" w:hAnsi="Times New Roman" w:cs="Times New Roman"/>
+                <w:sz w:val="28"/>
+                <w:szCs w:val="28"/>
+              </w:rPr>
+            </w:pPr>
+            <w:r>
+              <w:rPr>
+                <w:rFonts w:ascii="Times New Roman" w:hAnsi="Times New Roman" w:cs="Times New Roman"/>
+                <w:sz w:val="28"/>
+                <w:szCs w:val="28"/>
+              </w:rPr>
+              <w:t xml:space="preserve">На шаге 3 стоимость заказа может быть меньше минимальной стоимости доставки. Тогда система оповестит пользователя об этом и попросит дополнить заказ, заблокировав кнопку оформления. Пользователю необходимо добавить блюда в корзину до достижения минимальной суммы. </w:t>
             </w:r>
             <w:r>
               <w:rPr>
@@ -498,67 +492,25 @@
                 <w:szCs w:val="28"/>
               </w:rPr>
               <w:lastRenderedPageBreak/>
-              <w:t>соответствовала минимальной стоимости доставки. При успешной проверке системой процесс продолжается с шага 4.</w:t>
-            </w:r>
-          </w:p>
-          <w:p>
-            <w:pPr>
-              <w:pStyle w:val="a7"/>
-              <w:numPr>
-                <w:ilvl w:val="0"/>
-                <w:numId w:val="2"/>
-              </w:numPr>
-              <w:ind w:left="58" w:firstLine="18"/>
-              <w:rPr>
-                <w:rFonts w:ascii="Times New Roman" w:hAnsi="Times New Roman" w:cs="Times New Roman"/>
-                <w:sz w:val="28"/>
-                <w:szCs w:val="28"/>
-              </w:rPr>
-            </w:pPr>
-            <w:r>
-              <w:rPr>
-                <w:rFonts w:ascii="Times New Roman" w:hAnsi="Times New Roman" w:cs="Times New Roman"/>
-                <w:sz w:val="28"/>
-                <w:szCs w:val="28"/>
-              </w:rPr>
-              <w:t>На шаге 5 может оказаться, что на счету клиента может не оказаться достаточного количества средств. В таком случае система оповестит пользователя об этом и не даст оформить доставку. В таком случае для успешного оформления заказа пользователю необходимо пополнить счёт и повторить попытку оплаты. При успешной проверке системы основной поток событий продолжится с шага 6.</w:t>
-            </w:r>
-          </w:p>
-          <w:p>
-            <w:pPr>
-              <w:rPr>
-                <w:rFonts w:ascii="Times New Roman" w:hAnsi="Times New Roman" w:cs="Times New Roman"/>
-                <w:sz w:val="28"/>
-                <w:szCs w:val="28"/>
-              </w:rPr>
-            </w:pPr>
-          </w:p>
-          <w:p>
-            <w:pPr>
-              <w:rPr>
-                <w:rFonts w:ascii="Times New Roman" w:hAnsi="Times New Roman" w:cs="Times New Roman"/>
-                <w:sz w:val="28"/>
-                <w:szCs w:val="28"/>
-              </w:rPr>
-            </w:pPr>
-          </w:p>
-          <w:p>
-            <w:pPr>
-              <w:rPr>
-                <w:rFonts w:ascii="Times New Roman" w:hAnsi="Times New Roman" w:cs="Times New Roman"/>
-                <w:sz w:val="28"/>
-                <w:szCs w:val="28"/>
-              </w:rPr>
-            </w:pPr>
-          </w:p>
-          <w:p>
-            <w:pPr>
-              <w:rPr>
-                <w:rFonts w:ascii="Times New Roman" w:hAnsi="Times New Roman" w:cs="Times New Roman"/>
-                <w:sz w:val="28"/>
-                <w:szCs w:val="28"/>
-              </w:rPr>
-            </w:pPr>
+              <w:t xml:space="preserve">При успешной проверке процесс продолжается с шага 4.   </w:t>
+            </w:r>
+          </w:p>
+          <w:p>
+            <w:pPr>
+              <w:rPr>
+                <w:rFonts w:ascii="Times New Roman" w:hAnsi="Times New Roman" w:cs="Times New Roman"/>
+                <w:sz w:val="28"/>
+                <w:szCs w:val="28"/>
+              </w:rPr>
+            </w:pPr>
+            <w:r>
+              <w:rPr>
+                <w:rFonts w:ascii="Times New Roman" w:hAnsi="Times New Roman" w:cs="Times New Roman"/>
+                <w:sz w:val="28"/>
+                <w:szCs w:val="28"/>
+              </w:rPr>
+              <w:t>На шаге 5 платёжный шлюз может вернуть ошибку (например, нехватка средств или отказ банка). Система отображает пользователю сообщение об ошибке оплаты. Для завершения заказа пользователю необходимо выбрать другой способ оплаты или пополнить счёт и повторить попытку (шаг 5). При успешной повторной проверке основной поток продолжается с шага 6.</w:t>
+            </w:r>
           </w:p>
         </w:tc>
       </w:tr>
@@ -931,15 +883,7 @@
                 <w:sz w:val="28"/>
                 <w:szCs w:val="28"/>
               </w:rPr>
-              <w:t>Повару</w:t>
-            </w:r>
-            <w:r>
-              <w:rPr>
-                <w:rFonts w:ascii="Times New Roman" w:hAnsi="Times New Roman" w:cs="Times New Roman"/>
-                <w:sz w:val="28"/>
-                <w:szCs w:val="28"/>
-              </w:rPr>
-              <w:t xml:space="preserve"> поступает уведомление с информацией нового заказа;</w:t>
+              <w:t xml:space="preserve">Повару на экране кухни поступает заказ в статусе «Ожидает принятия на кухне». </w:t>
             </w:r>
           </w:p>
           <w:p>
@@ -962,7 +906,7 @@
                 <w:sz w:val="28"/>
                 <w:szCs w:val="28"/>
               </w:rPr>
-              <w:t>Повар принимает заказ;</w:t>
+              <w:t xml:space="preserve">Повар нажимает кнопку «Начать готовку». </w:t>
             </w:r>
           </w:p>
           <w:p>
@@ -985,8 +929,7 @@
                 <w:sz w:val="28"/>
                 <w:szCs w:val="28"/>
               </w:rPr>
-              <w:lastRenderedPageBreak/>
-              <w:t>Система в течении 5 секунд меняет статус заказа на «Готовится»;</w:t>
+              <w:t xml:space="preserve">Система в течение 3 секунд меняет статус заказа в БД и на экранах повара, оператора и клиента на «Готовится». </w:t>
             </w:r>
           </w:p>
           <w:p>
@@ -1009,23 +952,7 @@
                 <w:sz w:val="28"/>
                 <w:szCs w:val="28"/>
               </w:rPr>
-              <w:t>В личном кабинете клиента статус заказа изменяется на «</w:t>
-            </w:r>
-            <w:r>
-              <w:rPr>
-                <w:rFonts w:ascii="Times New Roman" w:hAnsi="Times New Roman" w:cs="Times New Roman"/>
-                <w:sz w:val="28"/>
-                <w:szCs w:val="28"/>
-              </w:rPr>
-              <w:t>Готовится</w:t>
-            </w:r>
-            <w:r>
-              <w:rPr>
-                <w:rFonts w:ascii="Times New Roman" w:hAnsi="Times New Roman" w:cs="Times New Roman"/>
-                <w:sz w:val="28"/>
-                <w:szCs w:val="28"/>
-              </w:rPr>
-              <w:t>»;</w:t>
+              <w:t xml:space="preserve">Повар готовит заказ и по завершении нажимает кнопку «Готово». </w:t>
             </w:r>
           </w:p>
           <w:p>
@@ -1048,15 +975,8 @@
                 <w:sz w:val="28"/>
                 <w:szCs w:val="28"/>
               </w:rPr>
-              <w:t>Повар готовит заказ и после приготовления нажимает кнопку «Готово»</w:t>
-            </w:r>
-            <w:r>
-              <w:rPr>
-                <w:rFonts w:ascii="Times New Roman" w:hAnsi="Times New Roman" w:cs="Times New Roman"/>
-                <w:sz w:val="28"/>
-                <w:szCs w:val="28"/>
-              </w:rPr>
-              <w:t>;</w:t>
+              <w:lastRenderedPageBreak/>
+              <w:t xml:space="preserve">Система меняет статус заказа в БД на «Готов к передаче курьеру». </w:t>
             </w:r>
           </w:p>
           <w:p>
@@ -1079,46 +999,7 @@
                 <w:sz w:val="28"/>
                 <w:szCs w:val="28"/>
               </w:rPr>
-              <w:t xml:space="preserve">Система </w:t>
-            </w:r>
-            <w:r>
-              <w:rPr>
-                <w:rFonts w:ascii="Times New Roman" w:hAnsi="Times New Roman" w:cs="Times New Roman"/>
-                <w:sz w:val="28"/>
-                <w:szCs w:val="28"/>
-              </w:rPr>
-              <w:t>меняет в БД статус заказа на «Готов к передаче курьеру»</w:t>
-            </w:r>
-            <w:r>
-              <w:rPr>
-                <w:rFonts w:ascii="Times New Roman" w:hAnsi="Times New Roman" w:cs="Times New Roman"/>
-                <w:sz w:val="28"/>
-                <w:szCs w:val="28"/>
-              </w:rPr>
-              <w:t>;</w:t>
-            </w:r>
-          </w:p>
-          <w:p>
-            <w:pPr>
-              <w:pStyle w:val="a7"/>
-              <w:numPr>
-                <w:ilvl w:val="0"/>
-                <w:numId w:val="3"/>
-              </w:numPr>
-              <w:ind w:left="58" w:firstLine="0"/>
-              <w:rPr>
-                <w:rFonts w:ascii="Times New Roman" w:hAnsi="Times New Roman" w:cs="Times New Roman"/>
-                <w:sz w:val="28"/>
-                <w:szCs w:val="28"/>
-              </w:rPr>
-            </w:pPr>
-            <w:r>
-              <w:rPr>
-                <w:rFonts w:ascii="Times New Roman" w:hAnsi="Times New Roman" w:cs="Times New Roman"/>
-                <w:sz w:val="28"/>
-                <w:szCs w:val="28"/>
-              </w:rPr>
-              <w:t>Система меняет статус заказа на экране оператора и клиента, отправляя оператору соответствующее уведомление.</w:t>
+              <w:t xml:space="preserve">Заказ обновляет статус на экранах оператора и клиента («Готов к передаче курьеру»), а оператор получает оповещение о необходимости назначения курьера. </w:t>
             </w:r>
           </w:p>
           <w:p>
@@ -1293,12 +1174,55 @@
                 <w:sz w:val="28"/>
                 <w:szCs w:val="28"/>
               </w:rPr>
-              <w:t>На экране повара должны отображаться только заказы со статусами «Ожидает принятия», «Готовится», «Готов к передаче курьеру».</w:t>
+              <w:t>На экране повара должны отображаться только заказы со статусами «Ожидает принятия</w:t>
+            </w:r>
+            <w:r>
+              <w:rPr>
+                <w:rFonts w:ascii="Times New Roman" w:hAnsi="Times New Roman" w:cs="Times New Roman"/>
+                <w:sz w:val="28"/>
+                <w:szCs w:val="28"/>
+              </w:rPr>
+              <w:t xml:space="preserve"> на кухне</w:t>
+            </w:r>
+            <w:r>
+              <w:rPr>
+                <w:rFonts w:ascii="Times New Roman" w:hAnsi="Times New Roman" w:cs="Times New Roman"/>
+                <w:sz w:val="28"/>
+                <w:szCs w:val="28"/>
+              </w:rPr>
+              <w:t>», «Готовится», «Готов к передаче курьеру».</w:t>
             </w:r>
           </w:p>
         </w:tc>
       </w:tr>
     </w:tbl>
+    <w:p>
+      <w:pPr>
+        <w:rPr>
+          <w:rFonts w:ascii="Times New Roman" w:hAnsi="Times New Roman" w:cs="Times New Roman"/>
+          <w:sz w:val="28"/>
+          <w:szCs w:val="28"/>
+        </w:rPr>
+      </w:pPr>
+    </w:p>
+    <w:p>
+      <w:pPr>
+        <w:rPr>
+          <w:rFonts w:ascii="Times New Roman" w:hAnsi="Times New Roman" w:cs="Times New Roman"/>
+          <w:sz w:val="28"/>
+          <w:szCs w:val="28"/>
+        </w:rPr>
+      </w:pPr>
+    </w:p>
+    <w:p>
+      <w:pPr>
+        <w:rPr>
+          <w:rFonts w:ascii="Times New Roman" w:hAnsi="Times New Roman" w:cs="Times New Roman"/>
+          <w:sz w:val="28"/>
+          <w:szCs w:val="28"/>
+        </w:rPr>
+      </w:pPr>
+    </w:p>
     <w:p>
       <w:pPr>
         <w:rPr>
@@ -1340,6 +1264,7 @@
           <w:sz w:val="28"/>
           <w:szCs w:val="28"/>
         </w:rPr>
+        <w:lastRenderedPageBreak/>
         <w:t>Таблица 3 – Сценарий использования системы 3</w:t>
       </w:r>
     </w:p>
@@ -1768,23 +1693,19 @@
           <w:p>
             <w:pPr>
               <w:pStyle w:val="ad"/>
-              <w:numPr>
-                <w:ilvl w:val="0"/>
-                <w:numId w:val="6"/>
-              </w:numPr>
               <w:spacing w:before="0" w:beforeAutospacing="0"/>
-              <w:ind w:left="58" w:firstLine="18"/>
-              <w:rPr>
-                <w:sz w:val="28"/>
-                <w:szCs w:val="28"/>
-              </w:rPr>
-            </w:pPr>
-            <w:r>
-              <w:rPr>
-                <w:sz w:val="28"/>
-                <w:szCs w:val="28"/>
-              </w:rPr>
-              <w:t xml:space="preserve">После шага 2 оператору поступает информация о том, что закончились ингредиенты для заказа блюда. Оператору необходимо удалить информацию о блюде в заказе из БД и отправить клиенту уведомление о том, что данное блюдо не может быть доставлено. После этого клиент </w:t>
+              <w:ind w:left="76"/>
+              <w:rPr>
+                <w:sz w:val="28"/>
+                <w:szCs w:val="28"/>
+              </w:rPr>
+            </w:pPr>
+            <w:r>
+              <w:rPr>
+                <w:sz w:val="28"/>
+                <w:szCs w:val="28"/>
+              </w:rPr>
+              <w:t xml:space="preserve">При получении сигнала от системы об отсутствии ингредиента до передачи заказа на кухню, система уведомляет клиента и предлагает скорректировать заказ. При отмене заказа или позиции система автоматически формирует и отправляет API-запрос на полный или частичный возврат средств в платёжный шлюз в течение 1 </w:t>
             </w:r>
             <w:r>
               <w:rPr>
@@ -1792,43 +1713,43 @@
                 <w:szCs w:val="28"/>
               </w:rPr>
               <w:lastRenderedPageBreak/>
-              <w:t>может отменить заказ, тогда процесс полностью завершится, и в БД статус заказа изменится на «Отменён». Также клиент может оставить заказ, и тогда заказ приедет без блюда, для которого закончились ингредиенты.</w:t>
-            </w:r>
-            <w:r>
-              <w:rPr>
-                <w:sz w:val="28"/>
-                <w:szCs w:val="28"/>
-              </w:rPr>
-              <w:t xml:space="preserve"> Деньги за недоставленное блюдо должны быть возвращены в течение 15 минут.</w:t>
-            </w:r>
-            <w:r>
-              <w:rPr>
-                <w:sz w:val="28"/>
-                <w:szCs w:val="28"/>
-              </w:rPr>
-              <w:t xml:space="preserve"> В таком случае поток событий продолжится с шага 3. Также клиент может выбрать другое блюдо взамен недостающего. Тогда процесс продолжится с шага 3 с изменённым списком блюд.</w:t>
+              <w:t xml:space="preserve">минуты, а заказ переходит в статус «Отменён».   </w:t>
             </w:r>
           </w:p>
           <w:p>
             <w:pPr>
               <w:pStyle w:val="ad"/>
-              <w:numPr>
-                <w:ilvl w:val="0"/>
-                <w:numId w:val="6"/>
-              </w:numPr>
               <w:spacing w:before="0" w:beforeAutospacing="0"/>
-              <w:ind w:left="58" w:firstLine="18"/>
-              <w:rPr>
-                <w:sz w:val="28"/>
-                <w:szCs w:val="28"/>
-              </w:rPr>
-            </w:pPr>
-            <w:r>
-              <w:rPr>
-                <w:sz w:val="28"/>
-                <w:szCs w:val="28"/>
-              </w:rPr>
-              <w:t>На шаге 2 оператор может не принять заказ, тем самым отменив его. Это может произойти в силу непредвиденных обстоятельств. Тогда система должна завершить заказ, поменяв его статус в БД на «Отменён» и выслать соответствующее, уведомление клиенту, отменив заказ и на его стороне. После этого деньги клиенту должны быть возвращены в течении 15 минут.</w:t>
+              <w:ind w:left="76"/>
+              <w:rPr>
+                <w:sz w:val="28"/>
+                <w:szCs w:val="28"/>
+              </w:rPr>
+            </w:pPr>
+            <w:r>
+              <w:rPr>
+                <w:sz w:val="28"/>
+                <w:szCs w:val="28"/>
+              </w:rPr>
+              <w:t xml:space="preserve">Если оператор не нажимает кнопку «Принять» в течение 2 минут после поступления заказа, система автоматически переводит заказ в статус «Отменён», генерирует API-запрос во внешний PUSH-сервис для информирования клиента и отправляет запрос на возврат средств в платёжный шлюз.   </w:t>
+            </w:r>
+          </w:p>
+          <w:p>
+            <w:pPr>
+              <w:pStyle w:val="ad"/>
+              <w:spacing w:before="0" w:beforeAutospacing="0"/>
+              <w:ind w:left="76"/>
+              <w:rPr>
+                <w:sz w:val="28"/>
+                <w:szCs w:val="28"/>
+              </w:rPr>
+            </w:pPr>
+            <w:r>
+              <w:rPr>
+                <w:sz w:val="28"/>
+                <w:szCs w:val="28"/>
+              </w:rPr>
+              <w:t>В случае форс-мажора (отмена по инициативе администрации до принятия), оператор нажимает «Отменить заказ». Система меняет статус в БД на «Отменён», инициирует автоматический возврат средств через платёжный шлюз и генерирует API-запрос на PUSH-уведомление клиенту.</w:t>
             </w:r>
           </w:p>
         </w:tc>
@@ -1875,7 +1796,7 @@
                 <w:sz w:val="28"/>
                 <w:szCs w:val="28"/>
               </w:rPr>
-              <w:t>Заказ принят оператором и поваром и отображён на экране повара. На экране клиента статус заказа «В работе»</w:t>
+              <w:t>Заказ принят оператором, передан на кухню и отображён на экране повара. На экране клиента статус заказа изменился на «Ожидает принятия на кухне».</w:t>
             </w:r>
           </w:p>
         </w:tc>
@@ -2159,7 +2080,6 @@
                 <w:sz w:val="28"/>
                 <w:szCs w:val="28"/>
               </w:rPr>
-              <w:lastRenderedPageBreak/>
               <w:t>Предусловие</w:t>
             </w:r>
           </w:p>
@@ -2240,283 +2160,178 @@
           </w:tcPr>
           <w:p>
             <w:pPr>
-              <w:pStyle w:val="a7"/>
+              <w:pStyle w:val="ad"/>
               <w:numPr>
                 <w:ilvl w:val="0"/>
-                <w:numId w:val="8"/>
+                <w:numId w:val="11"/>
               </w:numPr>
-              <w:ind w:left="0" w:firstLine="0"/>
-              <w:rPr>
-                <w:rFonts w:ascii="Times New Roman" w:hAnsi="Times New Roman" w:cs="Times New Roman"/>
-                <w:sz w:val="28"/>
-                <w:szCs w:val="28"/>
-              </w:rPr>
-            </w:pPr>
-            <w:r>
-              <w:rPr>
-                <w:rFonts w:ascii="Times New Roman" w:hAnsi="Times New Roman" w:cs="Times New Roman"/>
-                <w:sz w:val="28"/>
-                <w:szCs w:val="28"/>
-              </w:rPr>
-              <w:t>Оператор видит, что заказ готов и назначает на него свободного</w:t>
-            </w:r>
-            <w:r>
-              <w:rPr>
-                <w:rFonts w:ascii="Times New Roman" w:hAnsi="Times New Roman" w:cs="Times New Roman"/>
-                <w:sz w:val="28"/>
-                <w:szCs w:val="28"/>
-              </w:rPr>
-              <w:t xml:space="preserve"> </w:t>
-            </w:r>
-            <w:r>
-              <w:rPr>
-                <w:rFonts w:ascii="Times New Roman" w:hAnsi="Times New Roman" w:cs="Times New Roman"/>
-                <w:sz w:val="28"/>
-                <w:szCs w:val="28"/>
-              </w:rPr>
-              <w:t>курьера;</w:t>
-            </w:r>
-          </w:p>
-          <w:p>
-            <w:pPr>
-              <w:pStyle w:val="a7"/>
+              <w:spacing w:before="0" w:beforeAutospacing="0"/>
+              <w:ind w:left="58" w:firstLine="0"/>
+              <w:rPr>
+                <w:sz w:val="28"/>
+                <w:szCs w:val="28"/>
+              </w:rPr>
+            </w:pPr>
+            <w:r>
+              <w:rPr>
+                <w:sz w:val="28"/>
+                <w:szCs w:val="28"/>
+              </w:rPr>
+              <w:t xml:space="preserve">Оператор видит статус «Готов к передаче курьеру» и назначает свободного курьера. </w:t>
+            </w:r>
+          </w:p>
+          <w:p>
+            <w:pPr>
+              <w:pStyle w:val="ad"/>
               <w:numPr>
                 <w:ilvl w:val="0"/>
-                <w:numId w:val="8"/>
+                <w:numId w:val="11"/>
               </w:numPr>
-              <w:ind w:left="0" w:firstLine="0"/>
-              <w:rPr>
-                <w:rFonts w:ascii="Times New Roman" w:hAnsi="Times New Roman" w:cs="Times New Roman"/>
-                <w:sz w:val="28"/>
-                <w:szCs w:val="28"/>
-              </w:rPr>
-            </w:pPr>
-            <w:r>
-              <w:rPr>
-                <w:rFonts w:ascii="Times New Roman" w:hAnsi="Times New Roman" w:cs="Times New Roman"/>
-                <w:sz w:val="28"/>
-                <w:szCs w:val="28"/>
-              </w:rPr>
-              <w:t xml:space="preserve">Курьер получает </w:t>
-            </w:r>
-            <w:r>
-              <w:rPr>
-                <w:rFonts w:ascii="Times New Roman" w:hAnsi="Times New Roman" w:cs="Times New Roman"/>
-                <w:sz w:val="28"/>
-                <w:szCs w:val="28"/>
-                <w:lang w:val="en-US"/>
-              </w:rPr>
-              <w:t>PUSH</w:t>
-            </w:r>
-            <w:r>
-              <w:rPr>
-                <w:rFonts w:ascii="Times New Roman" w:hAnsi="Times New Roman" w:cs="Times New Roman"/>
-                <w:sz w:val="28"/>
-                <w:szCs w:val="28"/>
-              </w:rPr>
-              <w:t>-</w:t>
-            </w:r>
-            <w:r>
-              <w:rPr>
-                <w:rFonts w:ascii="Times New Roman" w:hAnsi="Times New Roman" w:cs="Times New Roman"/>
-                <w:sz w:val="28"/>
-                <w:szCs w:val="28"/>
-              </w:rPr>
-              <w:t>уведомление с информацией заказа;</w:t>
-            </w:r>
-          </w:p>
-          <w:p>
-            <w:pPr>
-              <w:pStyle w:val="a7"/>
+              <w:spacing w:before="0" w:beforeAutospacing="0"/>
+              <w:ind w:left="58" w:firstLine="0"/>
+              <w:rPr>
+                <w:sz w:val="28"/>
+                <w:szCs w:val="28"/>
+              </w:rPr>
+            </w:pPr>
+            <w:r>
+              <w:rPr>
+                <w:sz w:val="28"/>
+                <w:szCs w:val="28"/>
+              </w:rPr>
+              <w:lastRenderedPageBreak/>
+              <w:t xml:space="preserve">Курьер получает PUSH-уведомление (через внешний сервис) о новом назначении. </w:t>
+            </w:r>
+          </w:p>
+          <w:p>
+            <w:pPr>
+              <w:pStyle w:val="ad"/>
               <w:numPr>
                 <w:ilvl w:val="0"/>
-                <w:numId w:val="8"/>
+                <w:numId w:val="11"/>
               </w:numPr>
-              <w:ind w:left="0" w:firstLine="0"/>
-              <w:rPr>
-                <w:rFonts w:ascii="Times New Roman" w:hAnsi="Times New Roman" w:cs="Times New Roman"/>
-                <w:sz w:val="28"/>
-                <w:szCs w:val="28"/>
-              </w:rPr>
-            </w:pPr>
-            <w:r>
-              <w:rPr>
-                <w:rFonts w:ascii="Times New Roman" w:hAnsi="Times New Roman" w:cs="Times New Roman"/>
-                <w:sz w:val="28"/>
-                <w:szCs w:val="28"/>
-              </w:rPr>
-              <w:t>Курьер принимает заказ в течение 1 минуты;</w:t>
-            </w:r>
-          </w:p>
-          <w:p>
-            <w:pPr>
-              <w:pStyle w:val="a7"/>
+              <w:spacing w:before="0" w:beforeAutospacing="0"/>
+              <w:ind w:left="58" w:firstLine="0"/>
+              <w:rPr>
+                <w:sz w:val="28"/>
+                <w:szCs w:val="28"/>
+              </w:rPr>
+            </w:pPr>
+            <w:r>
+              <w:rPr>
+                <w:sz w:val="28"/>
+                <w:szCs w:val="28"/>
+              </w:rPr>
+              <w:t xml:space="preserve">Курьер принимает заказ в приложении. </w:t>
+            </w:r>
+          </w:p>
+          <w:p>
+            <w:pPr>
+              <w:pStyle w:val="ad"/>
               <w:numPr>
                 <w:ilvl w:val="0"/>
-                <w:numId w:val="8"/>
+                <w:numId w:val="11"/>
               </w:numPr>
-              <w:ind w:left="0" w:firstLine="0"/>
-              <w:rPr>
-                <w:rFonts w:ascii="Times New Roman" w:hAnsi="Times New Roman" w:cs="Times New Roman"/>
-                <w:sz w:val="28"/>
-                <w:szCs w:val="28"/>
-              </w:rPr>
-            </w:pPr>
-            <w:r>
-              <w:rPr>
-                <w:rFonts w:ascii="Times New Roman" w:hAnsi="Times New Roman" w:cs="Times New Roman"/>
-                <w:sz w:val="28"/>
-                <w:szCs w:val="28"/>
-              </w:rPr>
-              <w:t>После принятия заказа система меняет статус заказа в БД на «Курьер назначен»;</w:t>
-            </w:r>
-          </w:p>
-          <w:p>
-            <w:pPr>
-              <w:pStyle w:val="a7"/>
+              <w:spacing w:before="0" w:beforeAutospacing="0"/>
+              <w:ind w:left="58" w:firstLine="0"/>
+              <w:rPr>
+                <w:sz w:val="28"/>
+                <w:szCs w:val="28"/>
+              </w:rPr>
+            </w:pPr>
+            <w:r>
+              <w:rPr>
+                <w:sz w:val="28"/>
+                <w:szCs w:val="28"/>
+              </w:rPr>
+              <w:t xml:space="preserve">Система меняет статус заказа в БД и в панелях управления на «Курьер назначен». </w:t>
+            </w:r>
+          </w:p>
+          <w:p>
+            <w:pPr>
+              <w:pStyle w:val="ad"/>
               <w:numPr>
                 <w:ilvl w:val="0"/>
-                <w:numId w:val="8"/>
+                <w:numId w:val="11"/>
               </w:numPr>
-              <w:ind w:left="0" w:firstLine="0"/>
-              <w:rPr>
-                <w:rFonts w:ascii="Times New Roman" w:hAnsi="Times New Roman" w:cs="Times New Roman"/>
-                <w:sz w:val="28"/>
-                <w:szCs w:val="28"/>
-              </w:rPr>
-            </w:pPr>
-            <w:r>
-              <w:rPr>
-                <w:rFonts w:ascii="Times New Roman" w:hAnsi="Times New Roman" w:cs="Times New Roman"/>
-                <w:sz w:val="28"/>
-                <w:szCs w:val="28"/>
-              </w:rPr>
-              <w:t>Курьер приходит в ресторан и забирает заказ, нажав на экране кнопку «Забрал заказ»;</w:t>
-            </w:r>
-          </w:p>
-          <w:p>
-            <w:pPr>
-              <w:pStyle w:val="a7"/>
+              <w:spacing w:before="0" w:beforeAutospacing="0"/>
+              <w:ind w:left="58" w:firstLine="0"/>
+              <w:rPr>
+                <w:sz w:val="28"/>
+                <w:szCs w:val="28"/>
+              </w:rPr>
+            </w:pPr>
+            <w:r>
+              <w:rPr>
+                <w:sz w:val="28"/>
+                <w:szCs w:val="28"/>
+              </w:rPr>
+              <w:t xml:space="preserve">Курьер забирает заказ в ресторане и нажимает кнопку «Забрал заказ» в приложении. </w:t>
+            </w:r>
+          </w:p>
+          <w:p>
+            <w:pPr>
+              <w:pStyle w:val="ad"/>
               <w:numPr>
                 <w:ilvl w:val="0"/>
-                <w:numId w:val="8"/>
+                <w:numId w:val="11"/>
               </w:numPr>
-              <w:ind w:left="0" w:firstLine="0"/>
-              <w:rPr>
-                <w:rFonts w:ascii="Times New Roman" w:hAnsi="Times New Roman" w:cs="Times New Roman"/>
-                <w:sz w:val="28"/>
-                <w:szCs w:val="28"/>
-              </w:rPr>
-            </w:pPr>
-            <w:r>
-              <w:rPr>
-                <w:rFonts w:ascii="Times New Roman" w:hAnsi="Times New Roman" w:cs="Times New Roman"/>
-                <w:sz w:val="28"/>
-                <w:szCs w:val="28"/>
-              </w:rPr>
-              <w:t>Заказ на экране оператора переходит в статус «Передан курьеру»;</w:t>
-            </w:r>
-          </w:p>
-          <w:p>
-            <w:pPr>
-              <w:pStyle w:val="a7"/>
+              <w:spacing w:before="0" w:beforeAutospacing="0"/>
+              <w:ind w:left="58" w:firstLine="0"/>
+              <w:rPr>
+                <w:sz w:val="28"/>
+                <w:szCs w:val="28"/>
+              </w:rPr>
+            </w:pPr>
+            <w:r>
+              <w:rPr>
+                <w:sz w:val="28"/>
+                <w:szCs w:val="28"/>
+              </w:rPr>
+              <w:t xml:space="preserve">Система автоматически меняет статус заказа в БД, у оператора и клиента на «Передан курьеру» и генерирует API-запрос во внешний PUSH-сервис для информирования клиента. </w:t>
+            </w:r>
+          </w:p>
+          <w:p>
+            <w:pPr>
+              <w:pStyle w:val="ad"/>
               <w:numPr>
                 <w:ilvl w:val="0"/>
-                <w:numId w:val="8"/>
+                <w:numId w:val="11"/>
               </w:numPr>
-              <w:ind w:left="0" w:firstLine="0"/>
-              <w:rPr>
-                <w:rFonts w:ascii="Times New Roman" w:hAnsi="Times New Roman" w:cs="Times New Roman"/>
-                <w:sz w:val="28"/>
-                <w:szCs w:val="28"/>
-              </w:rPr>
-            </w:pPr>
-            <w:r>
-              <w:rPr>
-                <w:rFonts w:ascii="Times New Roman" w:hAnsi="Times New Roman" w:cs="Times New Roman"/>
-                <w:sz w:val="28"/>
-                <w:szCs w:val="28"/>
-              </w:rPr>
-              <w:t xml:space="preserve">После получения уведомления оператор уведомляет клиента, клиенту приходит </w:t>
-            </w:r>
-            <w:r>
-              <w:rPr>
-                <w:rFonts w:ascii="Times New Roman" w:hAnsi="Times New Roman" w:cs="Times New Roman"/>
-                <w:sz w:val="28"/>
-                <w:szCs w:val="28"/>
-                <w:lang w:val="en-US"/>
-              </w:rPr>
-              <w:t>PUSH</w:t>
-            </w:r>
-            <w:r>
-              <w:rPr>
-                <w:rFonts w:ascii="Times New Roman" w:hAnsi="Times New Roman" w:cs="Times New Roman"/>
-                <w:sz w:val="28"/>
-                <w:szCs w:val="28"/>
-              </w:rPr>
-              <w:t>-</w:t>
-            </w:r>
-            <w:r>
-              <w:rPr>
-                <w:rFonts w:ascii="Times New Roman" w:hAnsi="Times New Roman" w:cs="Times New Roman"/>
-                <w:sz w:val="28"/>
-                <w:szCs w:val="28"/>
-              </w:rPr>
-              <w:t>уведомление о том, что заказ передан курьеру</w:t>
-            </w:r>
-            <w:r>
-              <w:rPr>
-                <w:rFonts w:ascii="Times New Roman" w:hAnsi="Times New Roman" w:cs="Times New Roman"/>
-                <w:sz w:val="28"/>
-                <w:szCs w:val="28"/>
-              </w:rPr>
-              <w:t>;</w:t>
-            </w:r>
-          </w:p>
-          <w:p>
-            <w:pPr>
-              <w:pStyle w:val="a7"/>
+              <w:spacing w:before="0" w:beforeAutospacing="0"/>
+              <w:ind w:left="58" w:firstLine="0"/>
+              <w:rPr>
+                <w:sz w:val="28"/>
+                <w:szCs w:val="28"/>
+              </w:rPr>
+            </w:pPr>
+            <w:r>
+              <w:rPr>
+                <w:sz w:val="28"/>
+                <w:szCs w:val="28"/>
+              </w:rPr>
+              <w:t xml:space="preserve">Курьер доставляет заказ и нажимает «Доставлено». </w:t>
+            </w:r>
+          </w:p>
+          <w:p>
+            <w:pPr>
+              <w:pStyle w:val="ad"/>
               <w:numPr>
                 <w:ilvl w:val="0"/>
-                <w:numId w:val="8"/>
+                <w:numId w:val="11"/>
               </w:numPr>
-              <w:ind w:left="0" w:firstLine="0"/>
-              <w:rPr>
-                <w:rFonts w:ascii="Times New Roman" w:hAnsi="Times New Roman" w:cs="Times New Roman"/>
-                <w:sz w:val="28"/>
-                <w:szCs w:val="28"/>
-              </w:rPr>
-            </w:pPr>
-            <w:r>
-              <w:rPr>
-                <w:rFonts w:ascii="Times New Roman" w:hAnsi="Times New Roman" w:cs="Times New Roman"/>
-                <w:sz w:val="28"/>
-                <w:szCs w:val="28"/>
-              </w:rPr>
-              <w:t>Курьер доставляет заказ клиенту и нажимает на кнопку «Доставлено»;</w:t>
-            </w:r>
-          </w:p>
-          <w:p>
-            <w:pPr>
-              <w:pStyle w:val="a7"/>
-              <w:numPr>
-                <w:ilvl w:val="0"/>
-                <w:numId w:val="8"/>
-              </w:numPr>
-              <w:ind w:left="0" w:firstLine="0"/>
-              <w:rPr>
-                <w:rFonts w:ascii="Times New Roman" w:hAnsi="Times New Roman" w:cs="Times New Roman"/>
-                <w:sz w:val="28"/>
-                <w:szCs w:val="28"/>
-              </w:rPr>
-            </w:pPr>
-            <w:r>
-              <w:rPr>
-                <w:rFonts w:ascii="Times New Roman" w:hAnsi="Times New Roman" w:cs="Times New Roman"/>
-                <w:sz w:val="28"/>
-                <w:szCs w:val="28"/>
-              </w:rPr>
-              <w:t>Система меняет статус заказа в БД на «Доставлен», статус заказа на экране клиента изменяется на «Доставлен», статус заказа на экране оператора изменяется на «Доставлен».</w:t>
+              <w:spacing w:before="0" w:beforeAutospacing="0"/>
+              <w:ind w:left="58" w:firstLine="0"/>
+              <w:rPr>
+                <w:rFonts w:ascii="Arial" w:hAnsi="Arial" w:cs="Arial"/>
+              </w:rPr>
+            </w:pPr>
+            <w:r>
+              <w:rPr>
+                <w:sz w:val="28"/>
+                <w:szCs w:val="28"/>
+              </w:rPr>
+              <w:t>Система меняет статус заказа в БД на финальный статус «Доставлен», обновляет интерфейсы клиента и оператора и передаёт данные в модуль аналитики.</w:t>
             </w:r>
           </w:p>
         </w:tc>
@@ -2540,6 +2355,7 @@
                 <w:sz w:val="28"/>
                 <w:szCs w:val="28"/>
               </w:rPr>
+              <w:lastRenderedPageBreak/>
               <w:t>Альтернативный поток событий</w:t>
             </w:r>
           </w:p>
@@ -2596,15 +2412,7 @@
                 <w:sz w:val="28"/>
                 <w:szCs w:val="28"/>
               </w:rPr>
-              <w:t xml:space="preserve">Если при доставке клиент не выходит на связь, курьер </w:t>
-            </w:r>
-            <w:r>
-              <w:rPr>
-                <w:sz w:val="28"/>
-                <w:szCs w:val="28"/>
-              </w:rPr>
-              <w:lastRenderedPageBreak/>
-              <w:t>нажимает на соответствующую кнопку, информация об этом приходит оператору, и, если в течение 10 минут клиент не выйдет на связь, статус заказа в БД меняется на «Отменён», деньги клиенту не возвращаются;</w:t>
+              <w:t>Если при доставке клиент не выходит на связь, курьер нажимает на соответствующую кнопку, информация об этом приходит оператору, и, если в течение 10 минут клиент не выйдет на связь, статус заказа в БД меняется на «Отменён», деньги клиенту не возвращаются;</w:t>
             </w:r>
           </w:p>
           <w:p>
@@ -2626,6 +2434,7 @@
                 <w:sz w:val="28"/>
                 <w:szCs w:val="28"/>
               </w:rPr>
+              <w:lastRenderedPageBreak/>
               <w:t>Если у курьера в процессе доставки случились непредвиденные обстоятельства, то курьер нажимает соответствующую кнопку, и оператор назначает другого курьера для передачи заказа или организует повторную готовку блюда и последующую доставку.</w:t>
             </w:r>
           </w:p>
@@ -2747,6 +2556,92 @@
 <file path=word/numbering.xml><?xml version="1.0" encoding="utf-8"?>
 <w:numbering xmlns:wpc="http://schemas.microsoft.com/office/word/2010/wordprocessingCanvas" xmlns:cx="http://schemas.microsoft.com/office/drawing/2014/chartex" xmlns:cx1="http://schemas.microsoft.com/office/drawing/2015/9/8/chartex" xmlns:cx2="http://schemas.microsoft.com/office/drawing/2015/10/21/chartex" xmlns:cx3="http://schemas.microsoft.com/office/drawing/2016/5/9/chartex" xmlns:cx4="http://schemas.microsoft.com/office/drawing/2016/5/10/chartex" xmlns:cx5="http://schemas.microsoft.com/office/drawing/2016/5/11/chartex" xmlns:cx6="http://schemas.microsoft.com/office/drawing/2016/5/12/chartex" xmlns:cx7="http://schemas.microsoft.com/office/drawing/2016/5/13/chartex" xmlns:cx8="http://schemas.microsoft.com/office/drawing/2016/5/14/chartex" xmlns:mc="http://schemas.openxmlformats.org/markup-compatibility/2006" xmlns:aink="http://schemas.microsoft.com/office/drawing/2016/ink" xmlns:am3d="http://schemas.microsoft.com/office/drawing/2017/model3d" xmlns:o="urn:schemas-microsoft-com:office:office" xmlns:oel="http://schemas.microsoft.com/office/2019/extlst" xmlns:r="http://schemas.openxmlformats.org/officeDocument/2006/relationships" xmlns:m="http://schemas.openxmlformats.org/officeDocument/2006/math" xmlns:v="urn:schemas-microsoft-com:vml" xmlns:wp14="http://schemas.microsoft.com/office/word/2010/wordprocessingDrawing" xmlns:wp="http://schemas.openxmlformats.org/drawingml/2006/wordprocessingDrawing" xmlns:w10="urn:schemas-microsoft-com:office:word" xmlns:w="http://schemas.openxmlformats.org/wordprocessingml/2006/main" xmlns:w14="http://schemas.microsoft.com/office/word/2010/wordml" xmlns:w15="http://schemas.microsoft.com/office/word/2012/wordml" xmlns:w16cex="http://schemas.microsoft.com/office/word/2018/wordml/cex" xmlns:w16cid="http://schemas.microsoft.com/office/word/2016/wordml/cid" xmlns:w16="http://schemas.microsoft.com/office/word/2018/wordml" xmlns:w16du="http://schemas.microsoft.com/office/word/2023/wordml/word16du" xmlns:w16sdtdh="http://schemas.microsoft.com/office/word/2020/wordml/sdtdatahash" xmlns:w16sdtfl="http://schemas.microsoft.com/office/word/2024/wordml/sdtformatlock" xmlns:w16se="http://schemas.microsoft.com/office/word/2015/wordml/symex" xmlns:wpg="http://schemas.microsoft.com/office/word/2010/wordprocessingGroup" xmlns:wpi="http://schemas.microsoft.com/office/word/2010/wordprocessingInk" xmlns:wne="http://schemas.microsoft.com/office/word/2006/wordml" xmlns:wps="http://schemas.microsoft.com/office/word/2010/wordprocessingShape" mc:Ignorable="w14 w15 w16se w16cid w16 w16cex w16sdtdh w16sdtfl w16du wp14">
   <w:abstractNum w:abstractNumId="0" w15:restartNumberingAfterBreak="0">
+    <w:nsid w:val="01AE25A4"/>
+    <w:multiLevelType w:val="hybridMultilevel"/>
+    <w:tmpl w:val="72BC0A6C"/>
+    <w:lvl w:ilvl="0" w:tplc="0419000F">
+      <w:start w:val="1"/>
+      <w:numFmt w:val="decimal"/>
+      <w:lvlText w:val="%1."/>
+      <w:lvlJc w:val="left"/>
+      <w:pPr>
+        <w:ind w:left="720" w:hanging="360"/>
+      </w:pPr>
+    </w:lvl>
+    <w:lvl w:ilvl="1" w:tplc="04190019" w:tentative="1">
+      <w:start w:val="1"/>
+      <w:numFmt w:val="lowerLetter"/>
+      <w:lvlText w:val="%2."/>
+      <w:lvlJc w:val="left"/>
+      <w:pPr>
+        <w:ind w:left="1440" w:hanging="360"/>
+      </w:pPr>
+    </w:lvl>
+    <w:lvl w:ilvl="2" w:tplc="0419001B" w:tentative="1">
+      <w:start w:val="1"/>
+      <w:numFmt w:val="lowerRoman"/>
+      <w:lvlText w:val="%3."/>
+      <w:lvlJc w:val="right"/>
+      <w:pPr>
+        <w:ind w:left="2160" w:hanging="180"/>
+      </w:pPr>
+    </w:lvl>
+    <w:lvl w:ilvl="3" w:tplc="0419000F" w:tentative="1">
+      <w:start w:val="1"/>
+      <w:numFmt w:val="decimal"/>
+      <w:lvlText w:val="%4."/>
+      <w:lvlJc w:val="left"/>
+      <w:pPr>
+        <w:ind w:left="2880" w:hanging="360"/>
+      </w:pPr>
+    </w:lvl>
+    <w:lvl w:ilvl="4" w:tplc="04190019" w:tentative="1">
+      <w:start w:val="1"/>
+      <w:numFmt w:val="lowerLetter"/>
+      <w:lvlText w:val="%5."/>
+      <w:lvlJc w:val="left"/>
+      <w:pPr>
+        <w:ind w:left="3600" w:hanging="360"/>
+      </w:pPr>
+    </w:lvl>
+    <w:lvl w:ilvl="5" w:tplc="0419001B" w:tentative="1">
+      <w:start w:val="1"/>
+      <w:numFmt w:val="lowerRoman"/>
+      <w:lvlText w:val="%6."/>
+      <w:lvlJc w:val="right"/>
+      <w:pPr>
+        <w:ind w:left="4320" w:hanging="180"/>
+      </w:pPr>
+    </w:lvl>
+    <w:lvl w:ilvl="6" w:tplc="0419000F" w:tentative="1">
+      <w:start w:val="1"/>
+      <w:numFmt w:val="decimal"/>
+      <w:lvlText w:val="%7."/>
+      <w:lvlJc w:val="left"/>
+      <w:pPr>
+        <w:ind w:left="5040" w:hanging="360"/>
+      </w:pPr>
+    </w:lvl>
+    <w:lvl w:ilvl="7" w:tplc="04190019" w:tentative="1">
+      <w:start w:val="1"/>
+      <w:numFmt w:val="lowerLetter"/>
+      <w:lvlText w:val="%8."/>
+      <w:lvlJc w:val="left"/>
+      <w:pPr>
+        <w:ind w:left="5760" w:hanging="360"/>
+      </w:pPr>
+    </w:lvl>
+    <w:lvl w:ilvl="8" w:tplc="0419001B" w:tentative="1">
+      <w:start w:val="1"/>
+      <w:numFmt w:val="lowerRoman"/>
+      <w:lvlText w:val="%9."/>
+      <w:lvlJc w:val="right"/>
+      <w:pPr>
+        <w:ind w:left="6480" w:hanging="180"/>
+      </w:pPr>
+    </w:lvl>
+  </w:abstractNum>
+  <w:abstractNum w:abstractNumId="1" w15:restartNumberingAfterBreak="0">
     <w:nsid w:val="02437994"/>
     <w:multiLevelType w:val="hybridMultilevel"/>
     <w:tmpl w:val="C7BAD710"/>
@@ -2832,7 +2727,7 @@
       </w:pPr>
     </w:lvl>
   </w:abstractNum>
-  <w:abstractNum w:abstractNumId="1" w15:restartNumberingAfterBreak="0">
+  <w:abstractNum w:abstractNumId="2" w15:restartNumberingAfterBreak="0">
     <w:nsid w:val="106700CC"/>
     <w:multiLevelType w:val="hybridMultilevel"/>
     <w:tmpl w:val="77380524"/>
@@ -2918,7 +2813,7 @@
       </w:pPr>
     </w:lvl>
   </w:abstractNum>
-  <w:abstractNum w:abstractNumId="2" w15:restartNumberingAfterBreak="0">
+  <w:abstractNum w:abstractNumId="3" w15:restartNumberingAfterBreak="0">
     <w:nsid w:val="24032F39"/>
     <w:multiLevelType w:val="hybridMultilevel"/>
     <w:tmpl w:val="A3A8E6F6"/>
@@ -3004,7 +2899,7 @@
       </w:pPr>
     </w:lvl>
   </w:abstractNum>
-  <w:abstractNum w:abstractNumId="3" w15:restartNumberingAfterBreak="0">
+  <w:abstractNum w:abstractNumId="4" w15:restartNumberingAfterBreak="0">
     <w:nsid w:val="2BBE65BA"/>
     <w:multiLevelType w:val="multilevel"/>
     <w:tmpl w:val="D3FAD660"/>
@@ -3117,7 +3012,7 @@
       </w:pPr>
     </w:lvl>
   </w:abstractNum>
-  <w:abstractNum w:abstractNumId="4" w15:restartNumberingAfterBreak="0">
+  <w:abstractNum w:abstractNumId="5" w15:restartNumberingAfterBreak="0">
     <w:nsid w:val="4FE71C2F"/>
     <w:multiLevelType w:val="hybridMultilevel"/>
     <w:tmpl w:val="E300F920"/>
@@ -3203,7 +3098,7 @@
       </w:pPr>
     </w:lvl>
   </w:abstractNum>
-  <w:abstractNum w:abstractNumId="5" w15:restartNumberingAfterBreak="0">
+  <w:abstractNum w:abstractNumId="6" w15:restartNumberingAfterBreak="0">
     <w:nsid w:val="53A77974"/>
     <w:multiLevelType w:val="hybridMultilevel"/>
     <w:tmpl w:val="48AA0EAA"/>
@@ -3289,7 +3184,7 @@
       </w:pPr>
     </w:lvl>
   </w:abstractNum>
-  <w:abstractNum w:abstractNumId="6" w15:restartNumberingAfterBreak="0">
+  <w:abstractNum w:abstractNumId="7" w15:restartNumberingAfterBreak="0">
     <w:nsid w:val="5C2E0E19"/>
     <w:multiLevelType w:val="hybridMultilevel"/>
     <w:tmpl w:val="1374B5E6"/>
@@ -3375,7 +3270,7 @@
       </w:pPr>
     </w:lvl>
   </w:abstractNum>
-  <w:abstractNum w:abstractNumId="7" w15:restartNumberingAfterBreak="0">
+  <w:abstractNum w:abstractNumId="8" w15:restartNumberingAfterBreak="0">
     <w:nsid w:val="66646240"/>
     <w:multiLevelType w:val="multilevel"/>
     <w:tmpl w:val="0E927BB2"/>
@@ -3488,7 +3383,7 @@
       </w:pPr>
     </w:lvl>
   </w:abstractNum>
-  <w:abstractNum w:abstractNumId="8" w15:restartNumberingAfterBreak="0">
+  <w:abstractNum w:abstractNumId="9" w15:restartNumberingAfterBreak="0">
     <w:nsid w:val="6B6959EB"/>
     <w:multiLevelType w:val="hybridMultilevel"/>
     <w:tmpl w:val="C68A40F6"/>
@@ -3574,7 +3469,7 @@
       </w:pPr>
     </w:lvl>
   </w:abstractNum>
-  <w:abstractNum w:abstractNumId="9" w15:restartNumberingAfterBreak="0">
+  <w:abstractNum w:abstractNumId="10" w15:restartNumberingAfterBreak="0">
     <w:nsid w:val="795742AF"/>
     <w:multiLevelType w:val="hybridMultilevel"/>
     <w:tmpl w:val="DFBEFDF4"/>
@@ -3661,34 +3556,37 @@
     </w:lvl>
   </w:abstractNum>
   <w:num w:numId="1" w16cid:durableId="713386873">
+    <w:abstractNumId w:val="7"/>
+  </w:num>
+  <w:num w:numId="2" w16cid:durableId="1297252106">
+    <w:abstractNumId w:val="10"/>
+  </w:num>
+  <w:num w:numId="3" w16cid:durableId="1872691936">
+    <w:abstractNumId w:val="1"/>
+  </w:num>
+  <w:num w:numId="4" w16cid:durableId="1989437190">
+    <w:abstractNumId w:val="8"/>
+  </w:num>
+  <w:num w:numId="5" w16cid:durableId="1654331674">
+    <w:abstractNumId w:val="4"/>
+  </w:num>
+  <w:num w:numId="6" w16cid:durableId="785126496">
+    <w:abstractNumId w:val="9"/>
+  </w:num>
+  <w:num w:numId="7" w16cid:durableId="539974558">
+    <w:abstractNumId w:val="2"/>
+  </w:num>
+  <w:num w:numId="8" w16cid:durableId="1374184973">
     <w:abstractNumId w:val="6"/>
   </w:num>
-  <w:num w:numId="2" w16cid:durableId="1297252106">
-    <w:abstractNumId w:val="9"/>
+  <w:num w:numId="9" w16cid:durableId="1023508103">
+    <w:abstractNumId w:val="5"/>
   </w:num>
-  <w:num w:numId="3" w16cid:durableId="1872691936">
-    <w:abstractNumId w:val="0"/>
-  </w:num>
-  <w:num w:numId="4" w16cid:durableId="1989437190">
-    <w:abstractNumId w:val="7"/>
-  </w:num>
-  <w:num w:numId="5" w16cid:durableId="1654331674">
+  <w:num w:numId="10" w16cid:durableId="1739016507">
     <w:abstractNumId w:val="3"/>
   </w:num>
-  <w:num w:numId="6" w16cid:durableId="785126496">
-    <w:abstractNumId w:val="8"/>
-  </w:num>
-  <w:num w:numId="7" w16cid:durableId="539974558">
-    <w:abstractNumId w:val="1"/>
-  </w:num>
-  <w:num w:numId="8" w16cid:durableId="1374184973">
-    <w:abstractNumId w:val="5"/>
-  </w:num>
-  <w:num w:numId="9" w16cid:durableId="1023508103">
-    <w:abstractNumId w:val="4"/>
-  </w:num>
-  <w:num w:numId="10" w16cid:durableId="1739016507">
-    <w:abstractNumId w:val="2"/>
+  <w:num w:numId="11" w16cid:durableId="1296329324">
+    <w:abstractNumId w:val="0"/>
   </w:num>
 </w:numbering>
 </file>

--- a/сценарии использования.docx
+++ b/сценарии использования.docx
@@ -285,7 +285,15 @@
                 <w:sz w:val="28"/>
                 <w:szCs w:val="28"/>
               </w:rPr>
-              <w:t>Гость просматривает каталог блюд и добавляет понравившиеся в корзину;</w:t>
+              <w:t>Клиент</w:t>
+            </w:r>
+            <w:r>
+              <w:rPr>
+                <w:rFonts w:ascii="Times New Roman" w:hAnsi="Times New Roman" w:cs="Times New Roman"/>
+                <w:sz w:val="28"/>
+                <w:szCs w:val="28"/>
+              </w:rPr>
+              <w:t xml:space="preserve"> просматривает каталог блюд и добавляет понравившиеся в корзину;</w:t>
             </w:r>
           </w:p>
           <w:p>
@@ -308,7 +316,15 @@
                 <w:sz w:val="28"/>
                 <w:szCs w:val="28"/>
               </w:rPr>
-              <w:t>Гость переходит в корзину, указывает адрес доставки, при необходимости пишет комментарий;</w:t>
+              <w:t>Клиент</w:t>
+            </w:r>
+            <w:r>
+              <w:rPr>
+                <w:rFonts w:ascii="Times New Roman" w:hAnsi="Times New Roman" w:cs="Times New Roman"/>
+                <w:sz w:val="28"/>
+                <w:szCs w:val="28"/>
+              </w:rPr>
+              <w:t xml:space="preserve"> переходит в корзину, указывает адрес доставки, при необходимости пишет комментарий;</w:t>
             </w:r>
           </w:p>
           <w:p>
@@ -354,7 +370,15 @@
                 <w:sz w:val="28"/>
                 <w:szCs w:val="28"/>
               </w:rPr>
-              <w:t>Гость выбирает способ онлайн-оплаты и проводит операцию;</w:t>
+              <w:t>Клиент</w:t>
+            </w:r>
+            <w:r>
+              <w:rPr>
+                <w:rFonts w:ascii="Times New Roman" w:hAnsi="Times New Roman" w:cs="Times New Roman"/>
+                <w:sz w:val="28"/>
+                <w:szCs w:val="28"/>
+              </w:rPr>
+              <w:t xml:space="preserve"> выбирает способ онлайн-оплаты и проводит операцию;</w:t>
             </w:r>
           </w:p>
           <w:p>
@@ -1713,7 +1737,7 @@
                 <w:szCs w:val="28"/>
               </w:rPr>
               <w:lastRenderedPageBreak/>
-              <w:t xml:space="preserve">минуты, а заказ переходит в статус «Отменён».   </w:t>
+              <w:t>минуты, а заказ переходит в статус «Отменён».</w:t>
             </w:r>
           </w:p>
           <w:p>
@@ -1731,7 +1755,7 @@
                 <w:sz w:val="28"/>
                 <w:szCs w:val="28"/>
               </w:rPr>
-              <w:t xml:space="preserve">Если оператор не нажимает кнопку «Принять» в течение 2 минут после поступления заказа, система автоматически переводит заказ в статус «Отменён», генерирует API-запрос во внешний PUSH-сервис для информирования клиента и отправляет запрос на возврат средств в платёжный шлюз.   </w:t>
+              <w:t>Если оператор не нажимает кнопку «Принять» в течение 2 минут после поступления заказа, система автоматически переводит заказ в статус «Отменён», генерирует API-запрос во внешний PUSH-сервис для информирования клиента и отправляет запрос на возврат средств в платёжный шлюз.</w:t>
             </w:r>
           </w:p>
           <w:p>
@@ -2412,7 +2436,7 @@
                 <w:sz w:val="28"/>
                 <w:szCs w:val="28"/>
               </w:rPr>
-              <w:t>Если при доставке клиент не выходит на связь, курьер нажимает на соответствующую кнопку, информация об этом приходит оператору, и, если в течение 10 минут клиент не выйдет на связь, статус заказа в БД меняется на «Отменён», деньги клиенту не возвращаются;</w:t>
+              <w:t>Если при доставке клиент не выходит на связь, курьер нажимает на соответствующую кнопку, информация об этом приходит оператору, и, если в течение 10 минут клиент не выйдет на связь, статус заказа в БД меняется на «Отменён», деньги клиенту возвращаются;</w:t>
             </w:r>
           </w:p>
           <w:p>
@@ -2542,6 +2566,830 @@
           <w:szCs w:val="28"/>
         </w:rPr>
       </w:pPr>
+      <w:r>
+        <w:rPr>
+          <w:rFonts w:ascii="Times New Roman" w:hAnsi="Times New Roman" w:cs="Times New Roman"/>
+          <w:sz w:val="28"/>
+          <w:szCs w:val="28"/>
+        </w:rPr>
+        <w:t>Таблица 5 – Сценарий использования системы 5</w:t>
+      </w:r>
+    </w:p>
+    <w:tbl>
+      <w:tblPr>
+        <w:tblStyle w:val="ac"/>
+        <w:tblW w:w="0" w:type="auto"/>
+        <w:tblLook w:val="04A0" w:firstRow="1" w:lastRow="0" w:firstColumn="1" w:lastColumn="0" w:noHBand="0" w:noVBand="1"/>
+      </w:tblPr>
+      <w:tblGrid>
+        <w:gridCol w:w="4508"/>
+        <w:gridCol w:w="4508"/>
+      </w:tblGrid>
+      <w:tr>
+        <w:tc>
+          <w:tcPr>
+            <w:tcW w:w="4508" w:type="dxa"/>
+          </w:tcPr>
+          <w:p>
+            <w:pPr>
+              <w:tabs>
+                <w:tab w:val="left" w:pos="1152"/>
+              </w:tabs>
+              <w:rPr>
+                <w:rFonts w:ascii="Times New Roman" w:hAnsi="Times New Roman" w:cs="Times New Roman"/>
+                <w:sz w:val="28"/>
+                <w:szCs w:val="28"/>
+              </w:rPr>
+            </w:pPr>
+            <w:r>
+              <w:rPr>
+                <w:rFonts w:ascii="Times New Roman" w:hAnsi="Times New Roman" w:cs="Times New Roman"/>
+                <w:sz w:val="28"/>
+                <w:szCs w:val="28"/>
+              </w:rPr>
+              <w:t>Наименование</w:t>
+            </w:r>
+          </w:p>
+        </w:tc>
+        <w:tc>
+          <w:tcPr>
+            <w:tcW w:w="4508" w:type="dxa"/>
+          </w:tcPr>
+          <w:p>
+            <w:pPr>
+              <w:rPr>
+                <w:rFonts w:ascii="Times New Roman" w:hAnsi="Times New Roman" w:cs="Times New Roman"/>
+                <w:sz w:val="28"/>
+                <w:szCs w:val="28"/>
+              </w:rPr>
+            </w:pPr>
+            <w:r>
+              <w:rPr>
+                <w:rFonts w:ascii="Times New Roman" w:hAnsi="Times New Roman" w:cs="Times New Roman"/>
+                <w:sz w:val="28"/>
+                <w:szCs w:val="28"/>
+              </w:rPr>
+              <w:t>Управление системой, меню и отчётностью</w:t>
+            </w:r>
+          </w:p>
+        </w:tc>
+      </w:tr>
+      <w:tr>
+        <w:tc>
+          <w:tcPr>
+            <w:tcW w:w="4508" w:type="dxa"/>
+          </w:tcPr>
+          <w:p>
+            <w:pPr>
+              <w:tabs>
+                <w:tab w:val="left" w:pos="1152"/>
+              </w:tabs>
+              <w:rPr>
+                <w:rFonts w:ascii="Times New Roman" w:hAnsi="Times New Roman" w:cs="Times New Roman"/>
+                <w:sz w:val="28"/>
+                <w:szCs w:val="28"/>
+              </w:rPr>
+            </w:pPr>
+            <w:r>
+              <w:rPr>
+                <w:rFonts w:ascii="Times New Roman" w:hAnsi="Times New Roman" w:cs="Times New Roman"/>
+                <w:sz w:val="28"/>
+                <w:szCs w:val="28"/>
+              </w:rPr>
+              <w:t>Идентификатор</w:t>
+            </w:r>
+          </w:p>
+        </w:tc>
+        <w:tc>
+          <w:tcPr>
+            <w:tcW w:w="4508" w:type="dxa"/>
+          </w:tcPr>
+          <w:p>
+            <w:pPr>
+              <w:rPr>
+                <w:rFonts w:ascii="Times New Roman" w:hAnsi="Times New Roman" w:cs="Times New Roman"/>
+                <w:sz w:val="28"/>
+                <w:szCs w:val="28"/>
+              </w:rPr>
+            </w:pPr>
+            <w:r>
+              <w:rPr>
+                <w:rFonts w:ascii="Times New Roman" w:hAnsi="Times New Roman" w:cs="Times New Roman"/>
+                <w:sz w:val="28"/>
+                <w:szCs w:val="28"/>
+                <w:lang w:val="en-US"/>
+              </w:rPr>
+              <w:t>UC</w:t>
+            </w:r>
+            <w:r>
+              <w:rPr>
+                <w:rFonts w:ascii="Times New Roman" w:hAnsi="Times New Roman" w:cs="Times New Roman"/>
+                <w:sz w:val="28"/>
+                <w:szCs w:val="28"/>
+              </w:rPr>
+              <w:t>5</w:t>
+            </w:r>
+          </w:p>
+        </w:tc>
+      </w:tr>
+      <w:tr>
+        <w:tc>
+          <w:tcPr>
+            <w:tcW w:w="4508" w:type="dxa"/>
+          </w:tcPr>
+          <w:p>
+            <w:pPr>
+              <w:rPr>
+                <w:rFonts w:ascii="Times New Roman" w:hAnsi="Times New Roman" w:cs="Times New Roman"/>
+                <w:sz w:val="28"/>
+                <w:szCs w:val="28"/>
+              </w:rPr>
+            </w:pPr>
+            <w:r>
+              <w:rPr>
+                <w:rFonts w:ascii="Times New Roman" w:hAnsi="Times New Roman" w:cs="Times New Roman"/>
+                <w:sz w:val="28"/>
+                <w:szCs w:val="28"/>
+              </w:rPr>
+              <w:t>Актор</w:t>
+            </w:r>
+          </w:p>
+        </w:tc>
+        <w:tc>
+          <w:tcPr>
+            <w:tcW w:w="4508" w:type="dxa"/>
+          </w:tcPr>
+          <w:p>
+            <w:pPr>
+              <w:rPr>
+                <w:rFonts w:ascii="Times New Roman" w:hAnsi="Times New Roman" w:cs="Times New Roman"/>
+                <w:sz w:val="28"/>
+                <w:szCs w:val="28"/>
+              </w:rPr>
+            </w:pPr>
+            <w:r>
+              <w:rPr>
+                <w:rFonts w:ascii="Times New Roman" w:hAnsi="Times New Roman" w:cs="Times New Roman"/>
+                <w:sz w:val="28"/>
+                <w:szCs w:val="28"/>
+              </w:rPr>
+              <w:t>Администратор</w:t>
+            </w:r>
+          </w:p>
+        </w:tc>
+      </w:tr>
+      <w:tr>
+        <w:tc>
+          <w:tcPr>
+            <w:tcW w:w="4508" w:type="dxa"/>
+          </w:tcPr>
+          <w:p>
+            <w:pPr>
+              <w:rPr>
+                <w:rFonts w:ascii="Times New Roman" w:hAnsi="Times New Roman" w:cs="Times New Roman"/>
+                <w:sz w:val="28"/>
+                <w:szCs w:val="28"/>
+              </w:rPr>
+            </w:pPr>
+            <w:r>
+              <w:rPr>
+                <w:rFonts w:ascii="Times New Roman" w:hAnsi="Times New Roman" w:cs="Times New Roman"/>
+                <w:sz w:val="28"/>
+                <w:szCs w:val="28"/>
+              </w:rPr>
+              <w:t>Предусловие</w:t>
+            </w:r>
+          </w:p>
+        </w:tc>
+        <w:tc>
+          <w:tcPr>
+            <w:tcW w:w="4508" w:type="dxa"/>
+          </w:tcPr>
+          <w:p>
+            <w:pPr>
+              <w:rPr>
+                <w:rFonts w:ascii="Times New Roman" w:hAnsi="Times New Roman" w:cs="Times New Roman"/>
+                <w:sz w:val="28"/>
+                <w:szCs w:val="28"/>
+              </w:rPr>
+            </w:pPr>
+            <w:r>
+              <w:rPr>
+                <w:rFonts w:ascii="Times New Roman" w:hAnsi="Times New Roman" w:cs="Times New Roman"/>
+                <w:sz w:val="28"/>
+                <w:szCs w:val="28"/>
+              </w:rPr>
+              <w:t>Администратор</w:t>
+            </w:r>
+            <w:r>
+              <w:rPr>
+                <w:rFonts w:ascii="Times New Roman" w:hAnsi="Times New Roman" w:cs="Times New Roman"/>
+                <w:sz w:val="28"/>
+                <w:szCs w:val="28"/>
+              </w:rPr>
+              <w:t xml:space="preserve"> авторизован в системе и находится на рабочем экране модуля </w:t>
+            </w:r>
+            <w:r>
+              <w:rPr>
+                <w:rFonts w:ascii="Times New Roman" w:hAnsi="Times New Roman" w:cs="Times New Roman"/>
+                <w:sz w:val="28"/>
+                <w:szCs w:val="28"/>
+              </w:rPr>
+              <w:t>администратора</w:t>
+            </w:r>
+            <w:r>
+              <w:rPr>
+                <w:rFonts w:ascii="Times New Roman" w:hAnsi="Times New Roman" w:cs="Times New Roman"/>
+                <w:sz w:val="28"/>
+                <w:szCs w:val="28"/>
+              </w:rPr>
+              <w:t>.</w:t>
+            </w:r>
+          </w:p>
+        </w:tc>
+      </w:tr>
+      <w:tr>
+        <w:tc>
+          <w:tcPr>
+            <w:tcW w:w="4508" w:type="dxa"/>
+          </w:tcPr>
+          <w:p>
+            <w:pPr>
+              <w:rPr>
+                <w:rFonts w:ascii="Times New Roman" w:hAnsi="Times New Roman" w:cs="Times New Roman"/>
+                <w:sz w:val="28"/>
+                <w:szCs w:val="28"/>
+              </w:rPr>
+            </w:pPr>
+            <w:r>
+              <w:rPr>
+                <w:rFonts w:ascii="Times New Roman" w:hAnsi="Times New Roman" w:cs="Times New Roman"/>
+                <w:sz w:val="28"/>
+                <w:szCs w:val="28"/>
+              </w:rPr>
+              <w:t>Основной поток событий</w:t>
+            </w:r>
+          </w:p>
+        </w:tc>
+        <w:tc>
+          <w:tcPr>
+            <w:tcW w:w="4508" w:type="dxa"/>
+          </w:tcPr>
+          <w:p>
+            <w:pPr>
+              <w:pStyle w:val="a7"/>
+              <w:numPr>
+                <w:ilvl w:val="0"/>
+                <w:numId w:val="12"/>
+              </w:numPr>
+              <w:spacing w:after="100" w:afterAutospacing="1"/>
+              <w:ind w:left="58" w:hanging="58"/>
+              <w:rPr>
+                <w:rFonts w:ascii="Times New Roman" w:eastAsia="Times New Roman" w:hAnsi="Times New Roman" w:cs="Times New Roman"/>
+                <w:kern w:val="0"/>
+                <w:sz w:val="28"/>
+                <w:szCs w:val="28"/>
+                <w:lang w:eastAsia="ru-RU"/>
+                <w14:ligatures w14:val="none"/>
+              </w:rPr>
+            </w:pPr>
+            <w:r>
+              <w:rPr>
+                <w:rFonts w:ascii="Times New Roman" w:eastAsia="Times New Roman" w:hAnsi="Times New Roman" w:cs="Times New Roman"/>
+                <w:kern w:val="0"/>
+                <w:sz w:val="28"/>
+                <w:szCs w:val="28"/>
+                <w:lang w:eastAsia="ru-RU"/>
+                <w14:ligatures w14:val="none"/>
+              </w:rPr>
+              <w:t>Администратор переходит в нужный раздел в навигационной панели в основном окне;</w:t>
+            </w:r>
+          </w:p>
+          <w:p>
+            <w:pPr>
+              <w:pStyle w:val="a7"/>
+              <w:numPr>
+                <w:ilvl w:val="0"/>
+                <w:numId w:val="12"/>
+              </w:numPr>
+              <w:spacing w:after="100" w:afterAutospacing="1"/>
+              <w:ind w:left="58" w:hanging="58"/>
+              <w:rPr>
+                <w:rFonts w:ascii="Times New Roman" w:eastAsia="Times New Roman" w:hAnsi="Times New Roman" w:cs="Times New Roman"/>
+                <w:kern w:val="0"/>
+                <w:sz w:val="28"/>
+                <w:szCs w:val="28"/>
+                <w:lang w:eastAsia="ru-RU"/>
+                <w14:ligatures w14:val="none"/>
+              </w:rPr>
+            </w:pPr>
+            <w:r>
+              <w:rPr>
+                <w:rFonts w:ascii="Times New Roman" w:eastAsia="Times New Roman" w:hAnsi="Times New Roman" w:cs="Times New Roman"/>
+                <w:kern w:val="0"/>
+                <w:sz w:val="28"/>
+                <w:szCs w:val="28"/>
+                <w:lang w:eastAsia="ru-RU"/>
+                <w14:ligatures w14:val="none"/>
+              </w:rPr>
+              <w:t xml:space="preserve">Администратор вносит необходимые изменения в выбранном разделе; </w:t>
+            </w:r>
+          </w:p>
+          <w:p>
+            <w:pPr>
+              <w:pStyle w:val="a7"/>
+              <w:numPr>
+                <w:ilvl w:val="0"/>
+                <w:numId w:val="12"/>
+              </w:numPr>
+              <w:spacing w:after="100" w:afterAutospacing="1"/>
+              <w:ind w:left="58" w:hanging="58"/>
+              <w:rPr>
+                <w:rFonts w:ascii="Times New Roman" w:eastAsia="Times New Roman" w:hAnsi="Times New Roman" w:cs="Times New Roman"/>
+                <w:kern w:val="0"/>
+                <w:sz w:val="28"/>
+                <w:szCs w:val="28"/>
+                <w:lang w:eastAsia="ru-RU"/>
+                <w14:ligatures w14:val="none"/>
+              </w:rPr>
+            </w:pPr>
+            <w:r>
+              <w:rPr>
+                <w:rFonts w:ascii="Times New Roman" w:eastAsia="Times New Roman" w:hAnsi="Times New Roman" w:cs="Times New Roman"/>
+                <w:kern w:val="0"/>
+                <w:sz w:val="28"/>
+                <w:szCs w:val="28"/>
+                <w:lang w:eastAsia="ru-RU"/>
+                <w14:ligatures w14:val="none"/>
+              </w:rPr>
+              <w:t>Система проводит автоматическую проверку (валидацию) корректности всех введённых данных и формата запрашиваемых параметров;</w:t>
+            </w:r>
+          </w:p>
+          <w:p>
+            <w:pPr>
+              <w:pStyle w:val="a7"/>
+              <w:numPr>
+                <w:ilvl w:val="0"/>
+                <w:numId w:val="12"/>
+              </w:numPr>
+              <w:spacing w:after="100" w:afterAutospacing="1"/>
+              <w:ind w:left="58" w:hanging="58"/>
+              <w:rPr>
+                <w:rFonts w:ascii="Times New Roman" w:eastAsia="Times New Roman" w:hAnsi="Times New Roman" w:cs="Times New Roman"/>
+                <w:kern w:val="0"/>
+                <w:sz w:val="28"/>
+                <w:szCs w:val="28"/>
+                <w:lang w:eastAsia="ru-RU"/>
+                <w14:ligatures w14:val="none"/>
+              </w:rPr>
+            </w:pPr>
+            <w:r>
+              <w:rPr>
+                <w:rFonts w:ascii="Times New Roman" w:eastAsia="Times New Roman" w:hAnsi="Times New Roman" w:cs="Times New Roman"/>
+                <w:kern w:val="0"/>
+                <w:sz w:val="28"/>
+                <w:szCs w:val="28"/>
+                <w:lang w:eastAsia="ru-RU"/>
+                <w14:ligatures w14:val="none"/>
+              </w:rPr>
+              <w:t>Система сохраняет обновления в базе данных (или генерирует аналитический документ в формате .</w:t>
+            </w:r>
+            <w:proofErr w:type="spellStart"/>
+            <w:r>
+              <w:rPr>
+                <w:rFonts w:ascii="Times New Roman" w:eastAsia="Times New Roman" w:hAnsi="Times New Roman" w:cs="Times New Roman"/>
+                <w:kern w:val="0"/>
+                <w:sz w:val="28"/>
+                <w:szCs w:val="28"/>
+                <w:lang w:eastAsia="ru-RU"/>
+                <w14:ligatures w14:val="none"/>
+              </w:rPr>
+              <w:t>xlsx</w:t>
+            </w:r>
+            <w:proofErr w:type="spellEnd"/>
+            <w:r>
+              <w:rPr>
+                <w:rFonts w:ascii="Times New Roman" w:eastAsia="Times New Roman" w:hAnsi="Times New Roman" w:cs="Times New Roman"/>
+                <w:kern w:val="0"/>
+                <w:sz w:val="28"/>
+                <w:szCs w:val="28"/>
+                <w:lang w:eastAsia="ru-RU"/>
+                <w14:ligatures w14:val="none"/>
+              </w:rPr>
+              <w:t xml:space="preserve"> на основе закрытых заказов);</w:t>
+            </w:r>
+          </w:p>
+          <w:p>
+            <w:pPr>
+              <w:pStyle w:val="a7"/>
+              <w:numPr>
+                <w:ilvl w:val="0"/>
+                <w:numId w:val="12"/>
+              </w:numPr>
+              <w:spacing w:after="100" w:afterAutospacing="1"/>
+              <w:ind w:left="58" w:firstLine="0"/>
+              <w:rPr>
+                <w:rFonts w:ascii="Times New Roman" w:eastAsia="Times New Roman" w:hAnsi="Times New Roman" w:cs="Times New Roman"/>
+                <w:kern w:val="0"/>
+                <w:sz w:val="28"/>
+                <w:szCs w:val="28"/>
+                <w:lang w:eastAsia="ru-RU"/>
+                <w14:ligatures w14:val="none"/>
+              </w:rPr>
+            </w:pPr>
+            <w:r>
+              <w:rPr>
+                <w:rFonts w:ascii="Times New Roman" w:eastAsia="Times New Roman" w:hAnsi="Times New Roman" w:cs="Times New Roman"/>
+                <w:kern w:val="0"/>
+                <w:sz w:val="28"/>
+                <w:szCs w:val="28"/>
+                <w:lang w:eastAsia="ru-RU"/>
+                <w14:ligatures w14:val="none"/>
+              </w:rPr>
+              <w:lastRenderedPageBreak/>
+              <w:t>Система выводит всплывающее уведомление об успешном сохранении изменений (или автоматически запускает скачивание сформированного .</w:t>
+            </w:r>
+            <w:proofErr w:type="spellStart"/>
+            <w:r>
+              <w:rPr>
+                <w:rFonts w:ascii="Times New Roman" w:eastAsia="Times New Roman" w:hAnsi="Times New Roman" w:cs="Times New Roman"/>
+                <w:kern w:val="0"/>
+                <w:sz w:val="28"/>
+                <w:szCs w:val="28"/>
+                <w:lang w:eastAsia="ru-RU"/>
+                <w14:ligatures w14:val="none"/>
+              </w:rPr>
+              <w:t>xlsx</w:t>
+            </w:r>
+            <w:proofErr w:type="spellEnd"/>
+            <w:r>
+              <w:rPr>
+                <w:rFonts w:ascii="Times New Roman" w:eastAsia="Times New Roman" w:hAnsi="Times New Roman" w:cs="Times New Roman"/>
+                <w:kern w:val="0"/>
+                <w:sz w:val="28"/>
+                <w:szCs w:val="28"/>
+                <w:lang w:eastAsia="ru-RU"/>
+                <w14:ligatures w14:val="none"/>
+              </w:rPr>
+              <w:t xml:space="preserve"> файла отчёта).</w:t>
+            </w:r>
+          </w:p>
+        </w:tc>
+      </w:tr>
+      <w:tr>
+        <w:tc>
+          <w:tcPr>
+            <w:tcW w:w="4508" w:type="dxa"/>
+          </w:tcPr>
+          <w:p>
+            <w:pPr>
+              <w:rPr>
+                <w:rFonts w:ascii="Times New Roman" w:hAnsi="Times New Roman" w:cs="Times New Roman"/>
+                <w:sz w:val="28"/>
+                <w:szCs w:val="28"/>
+              </w:rPr>
+            </w:pPr>
+            <w:r>
+              <w:rPr>
+                <w:rFonts w:ascii="Times New Roman" w:hAnsi="Times New Roman" w:cs="Times New Roman"/>
+                <w:sz w:val="28"/>
+                <w:szCs w:val="28"/>
+              </w:rPr>
+              <w:lastRenderedPageBreak/>
+              <w:t>Альтернативный поток событий</w:t>
+            </w:r>
+          </w:p>
+        </w:tc>
+        <w:tc>
+          <w:tcPr>
+            <w:tcW w:w="4508" w:type="dxa"/>
+          </w:tcPr>
+          <w:p>
+            <w:pPr>
+              <w:pStyle w:val="ad"/>
+              <w:numPr>
+                <w:ilvl w:val="0"/>
+                <w:numId w:val="13"/>
+              </w:numPr>
+              <w:spacing w:before="0" w:beforeAutospacing="0"/>
+              <w:ind w:left="58" w:firstLine="0"/>
+              <w:rPr>
+                <w:sz w:val="28"/>
+                <w:szCs w:val="28"/>
+              </w:rPr>
+            </w:pPr>
+            <w:r>
+              <w:rPr>
+                <w:sz w:val="28"/>
+                <w:szCs w:val="28"/>
+              </w:rPr>
+              <w:t>При вводе некорректных данных (отрицательная цена блюда, некорректная дата) при попытке сохранения система должна выводить уведомление об ошибке;</w:t>
+            </w:r>
+          </w:p>
+          <w:p>
+            <w:pPr>
+              <w:pStyle w:val="ad"/>
+              <w:numPr>
+                <w:ilvl w:val="0"/>
+                <w:numId w:val="13"/>
+              </w:numPr>
+              <w:spacing w:before="0" w:beforeAutospacing="0"/>
+              <w:ind w:left="58" w:firstLine="0"/>
+              <w:rPr>
+                <w:sz w:val="28"/>
+                <w:szCs w:val="28"/>
+              </w:rPr>
+            </w:pPr>
+            <w:r>
+              <w:rPr>
+                <w:sz w:val="28"/>
+                <w:szCs w:val="28"/>
+              </w:rPr>
+              <w:t>При попытке ввода дублированных данных система должна выводить уведомление об ошибке;</w:t>
+            </w:r>
+          </w:p>
+          <w:p>
+            <w:pPr>
+              <w:pStyle w:val="ad"/>
+              <w:numPr>
+                <w:ilvl w:val="0"/>
+                <w:numId w:val="13"/>
+              </w:numPr>
+              <w:spacing w:before="0" w:beforeAutospacing="0"/>
+              <w:ind w:left="58" w:firstLine="0"/>
+              <w:rPr>
+                <w:sz w:val="28"/>
+                <w:szCs w:val="28"/>
+              </w:rPr>
+            </w:pPr>
+            <w:r>
+              <w:rPr>
+                <w:sz w:val="28"/>
+                <w:szCs w:val="28"/>
+              </w:rPr>
+              <w:t>При отсутствии данных для формирования отчёта система должна вывести соответствующее уведомление.</w:t>
+            </w:r>
+          </w:p>
+        </w:tc>
+      </w:tr>
+      <w:tr>
+        <w:tc>
+          <w:tcPr>
+            <w:tcW w:w="4508" w:type="dxa"/>
+          </w:tcPr>
+          <w:p>
+            <w:pPr>
+              <w:rPr>
+                <w:rFonts w:ascii="Times New Roman" w:hAnsi="Times New Roman" w:cs="Times New Roman"/>
+                <w:sz w:val="28"/>
+                <w:szCs w:val="28"/>
+              </w:rPr>
+            </w:pPr>
+            <w:r>
+              <w:rPr>
+                <w:rFonts w:ascii="Times New Roman" w:hAnsi="Times New Roman" w:cs="Times New Roman"/>
+                <w:sz w:val="28"/>
+                <w:szCs w:val="28"/>
+              </w:rPr>
+              <w:t>Постусловие</w:t>
+            </w:r>
+          </w:p>
+        </w:tc>
+        <w:tc>
+          <w:tcPr>
+            <w:tcW w:w="4508" w:type="dxa"/>
+          </w:tcPr>
+          <w:p>
+            <w:pPr>
+              <w:rPr>
+                <w:rFonts w:ascii="Times New Roman" w:hAnsi="Times New Roman" w:cs="Times New Roman"/>
+                <w:sz w:val="28"/>
+                <w:szCs w:val="28"/>
+              </w:rPr>
+            </w:pPr>
+            <w:r>
+              <w:rPr>
+                <w:rFonts w:ascii="Times New Roman" w:hAnsi="Times New Roman" w:cs="Times New Roman"/>
+                <w:sz w:val="28"/>
+                <w:szCs w:val="28"/>
+              </w:rPr>
+              <w:t>Новые параметры применены и сохранены, отчёт сформирован и скачан.</w:t>
+            </w:r>
+          </w:p>
+        </w:tc>
+      </w:tr>
+      <w:tr>
+        <w:tc>
+          <w:tcPr>
+            <w:tcW w:w="4508" w:type="dxa"/>
+          </w:tcPr>
+          <w:p>
+            <w:pPr>
+              <w:rPr>
+                <w:rFonts w:ascii="Times New Roman" w:hAnsi="Times New Roman" w:cs="Times New Roman"/>
+                <w:sz w:val="28"/>
+                <w:szCs w:val="28"/>
+              </w:rPr>
+            </w:pPr>
+            <w:r>
+              <w:rPr>
+                <w:rFonts w:ascii="Times New Roman" w:hAnsi="Times New Roman" w:cs="Times New Roman"/>
+                <w:sz w:val="28"/>
+                <w:szCs w:val="28"/>
+              </w:rPr>
+              <w:t>Специальные события</w:t>
+            </w:r>
+          </w:p>
+        </w:tc>
+        <w:tc>
+          <w:tcPr>
+            <w:tcW w:w="4508" w:type="dxa"/>
+          </w:tcPr>
+          <w:p>
+            <w:pPr>
+              <w:rPr>
+                <w:rFonts w:ascii="Times New Roman" w:hAnsi="Times New Roman" w:cs="Times New Roman"/>
+                <w:sz w:val="28"/>
+                <w:szCs w:val="28"/>
+              </w:rPr>
+            </w:pPr>
+          </w:p>
+        </w:tc>
+      </w:tr>
+    </w:tbl>
+    <w:p>
+      <w:pPr>
+        <w:spacing w:line="360" w:lineRule="auto"/>
+        <w:ind w:firstLine="851"/>
+        <w:jc w:val="both"/>
+        <w:rPr>
+          <w:rFonts w:ascii="Times New Roman" w:hAnsi="Times New Roman" w:cs="Times New Roman"/>
+          <w:sz w:val="28"/>
+          <w:szCs w:val="28"/>
+        </w:rPr>
+      </w:pPr>
+      <w:r>
+        <w:rPr>
+          <w:rFonts w:ascii="Times New Roman" w:hAnsi="Times New Roman" w:cs="Times New Roman"/>
+          <w:sz w:val="28"/>
+          <w:szCs w:val="28"/>
+        </w:rPr>
+        <w:t>Диаграмма прецедентов системы доставки заказов ресторана представлена на рисунке 1.</w:t>
+      </w:r>
+    </w:p>
+    <w:p>
+      <w:pPr>
+        <w:keepNext/>
+        <w:jc w:val="center"/>
+        <w:rPr>
+          <w:rFonts w:ascii="Times New Roman" w:hAnsi="Times New Roman" w:cs="Times New Roman"/>
+          <w:color w:val="000000" w:themeColor="text1"/>
+          <w:sz w:val="28"/>
+          <w:szCs w:val="28"/>
+        </w:rPr>
+      </w:pPr>
+      <w:r>
+        <w:rPr>
+          <w:rFonts w:ascii="Times New Roman" w:hAnsi="Times New Roman" w:cs="Times New Roman"/>
+          <w:noProof/>
+          <w:sz w:val="28"/>
+          <w:szCs w:val="28"/>
+        </w:rPr>
+        <w:lastRenderedPageBreak/>
+        <w:drawing>
+          <wp:inline distT="0" distB="0" distL="0" distR="0" wp14:anchorId="03F9E59F" wp14:editId="0CA2DB8F">
+            <wp:extent cx="5731510" cy="7499985"/>
+            <wp:effectExtent l="0" t="0" r="2540" b="5715"/>
+            <wp:docPr id="1961245380" name="Рисунок 1"/>
+            <wp:cNvGraphicFramePr>
+              <a:graphicFrameLocks xmlns:a="http://schemas.openxmlformats.org/drawingml/2006/main" noChangeAspect="1"/>
+            </wp:cNvGraphicFramePr>
+            <a:graphic xmlns:a="http://schemas.openxmlformats.org/drawingml/2006/main">
+              <a:graphicData uri="http://schemas.openxmlformats.org/drawingml/2006/picture">
+                <pic:pic xmlns:pic="http://schemas.openxmlformats.org/drawingml/2006/picture">
+                  <pic:nvPicPr>
+                    <pic:cNvPr id="1961245380" name="Рисунок 1961245380"/>
+                    <pic:cNvPicPr/>
+                  </pic:nvPicPr>
+                  <pic:blipFill>
+                    <a:blip r:embed="rId6">
+                      <a:extLst>
+                        <a:ext uri="{28A0092B-C50C-407E-A947-70E740481C1C}">
+                          <a14:useLocalDpi xmlns:a14="http://schemas.microsoft.com/office/drawing/2010/main" val="0"/>
+                        </a:ext>
+                      </a:extLst>
+                    </a:blip>
+                    <a:stretch>
+                      <a:fillRect/>
+                    </a:stretch>
+                  </pic:blipFill>
+                  <pic:spPr>
+                    <a:xfrm>
+                      <a:off x="0" y="0"/>
+                      <a:ext cx="5731510" cy="7499985"/>
+                    </a:xfrm>
+                    <a:prstGeom prst="rect">
+                      <a:avLst/>
+                    </a:prstGeom>
+                  </pic:spPr>
+                </pic:pic>
+              </a:graphicData>
+            </a:graphic>
+          </wp:inline>
+        </w:drawing>
+      </w:r>
+    </w:p>
+    <w:p>
+      <w:pPr>
+        <w:pStyle w:val="ae"/>
+        <w:jc w:val="center"/>
+        <w:rPr>
+          <w:rFonts w:ascii="Times New Roman" w:hAnsi="Times New Roman" w:cs="Times New Roman"/>
+          <w:i w:val="0"/>
+          <w:iCs w:val="0"/>
+          <w:color w:val="000000" w:themeColor="text1"/>
+          <w:sz w:val="28"/>
+          <w:szCs w:val="28"/>
+        </w:rPr>
+      </w:pPr>
+      <w:r>
+        <w:rPr>
+          <w:rFonts w:ascii="Times New Roman" w:hAnsi="Times New Roman" w:cs="Times New Roman"/>
+          <w:i w:val="0"/>
+          <w:iCs w:val="0"/>
+          <w:color w:val="000000" w:themeColor="text1"/>
+          <w:sz w:val="28"/>
+          <w:szCs w:val="28"/>
+        </w:rPr>
+        <w:t xml:space="preserve">Рисунок </w:t>
+      </w:r>
+      <w:r>
+        <w:rPr>
+          <w:rFonts w:ascii="Times New Roman" w:hAnsi="Times New Roman" w:cs="Times New Roman"/>
+          <w:i w:val="0"/>
+          <w:iCs w:val="0"/>
+          <w:color w:val="000000" w:themeColor="text1"/>
+          <w:sz w:val="28"/>
+          <w:szCs w:val="28"/>
+        </w:rPr>
+        <w:fldChar w:fldCharType="begin"/>
+      </w:r>
+      <w:r>
+        <w:rPr>
+          <w:rFonts w:ascii="Times New Roman" w:hAnsi="Times New Roman" w:cs="Times New Roman"/>
+          <w:i w:val="0"/>
+          <w:iCs w:val="0"/>
+          <w:color w:val="000000" w:themeColor="text1"/>
+          <w:sz w:val="28"/>
+          <w:szCs w:val="28"/>
+        </w:rPr>
+        <w:instrText xml:space="preserve"> SEQ Рисунок \* ARABIC </w:instrText>
+      </w:r>
+      <w:r>
+        <w:rPr>
+          <w:rFonts w:ascii="Times New Roman" w:hAnsi="Times New Roman" w:cs="Times New Roman"/>
+          <w:i w:val="0"/>
+          <w:iCs w:val="0"/>
+          <w:color w:val="000000" w:themeColor="text1"/>
+          <w:sz w:val="28"/>
+          <w:szCs w:val="28"/>
+        </w:rPr>
+        <w:fldChar w:fldCharType="separate"/>
+      </w:r>
+      <w:r>
+        <w:rPr>
+          <w:rFonts w:ascii="Times New Roman" w:hAnsi="Times New Roman" w:cs="Times New Roman"/>
+          <w:i w:val="0"/>
+          <w:iCs w:val="0"/>
+          <w:noProof/>
+          <w:color w:val="000000" w:themeColor="text1"/>
+          <w:sz w:val="28"/>
+          <w:szCs w:val="28"/>
+        </w:rPr>
+        <w:t>1</w:t>
+      </w:r>
+      <w:r>
+        <w:rPr>
+          <w:rFonts w:ascii="Times New Roman" w:hAnsi="Times New Roman" w:cs="Times New Roman"/>
+          <w:i w:val="0"/>
+          <w:iCs w:val="0"/>
+          <w:color w:val="000000" w:themeColor="text1"/>
+          <w:sz w:val="28"/>
+          <w:szCs w:val="28"/>
+        </w:rPr>
+        <w:fldChar w:fldCharType="end"/>
+      </w:r>
+      <w:r>
+        <w:rPr>
+          <w:rFonts w:ascii="Times New Roman" w:hAnsi="Times New Roman" w:cs="Times New Roman"/>
+          <w:i w:val="0"/>
+          <w:iCs w:val="0"/>
+          <w:color w:val="000000" w:themeColor="text1"/>
+          <w:sz w:val="28"/>
+          <w:szCs w:val="28"/>
+        </w:rPr>
+        <w:t xml:space="preserve"> — Диаграмма прецедентов системы доставки заказов ресторана</w:t>
+      </w:r>
     </w:p>
     <w:sectPr>
       <w:pgSz w:w="11906" w:h="16838"/>
@@ -3013,6 +3861,178 @@
     </w:lvl>
   </w:abstractNum>
   <w:abstractNum w:abstractNumId="5" w15:restartNumberingAfterBreak="0">
+    <w:nsid w:val="3383661F"/>
+    <w:multiLevelType w:val="hybridMultilevel"/>
+    <w:tmpl w:val="60CA82C2"/>
+    <w:lvl w:ilvl="0" w:tplc="0419000F">
+      <w:start w:val="1"/>
+      <w:numFmt w:val="decimal"/>
+      <w:lvlText w:val="%1."/>
+      <w:lvlJc w:val="left"/>
+      <w:pPr>
+        <w:ind w:left="720" w:hanging="360"/>
+      </w:pPr>
+    </w:lvl>
+    <w:lvl w:ilvl="1" w:tplc="04190019" w:tentative="1">
+      <w:start w:val="1"/>
+      <w:numFmt w:val="lowerLetter"/>
+      <w:lvlText w:val="%2."/>
+      <w:lvlJc w:val="left"/>
+      <w:pPr>
+        <w:ind w:left="1440" w:hanging="360"/>
+      </w:pPr>
+    </w:lvl>
+    <w:lvl w:ilvl="2" w:tplc="0419001B" w:tentative="1">
+      <w:start w:val="1"/>
+      <w:numFmt w:val="lowerRoman"/>
+      <w:lvlText w:val="%3."/>
+      <w:lvlJc w:val="right"/>
+      <w:pPr>
+        <w:ind w:left="2160" w:hanging="180"/>
+      </w:pPr>
+    </w:lvl>
+    <w:lvl w:ilvl="3" w:tplc="0419000F" w:tentative="1">
+      <w:start w:val="1"/>
+      <w:numFmt w:val="decimal"/>
+      <w:lvlText w:val="%4."/>
+      <w:lvlJc w:val="left"/>
+      <w:pPr>
+        <w:ind w:left="2880" w:hanging="360"/>
+      </w:pPr>
+    </w:lvl>
+    <w:lvl w:ilvl="4" w:tplc="04190019" w:tentative="1">
+      <w:start w:val="1"/>
+      <w:numFmt w:val="lowerLetter"/>
+      <w:lvlText w:val="%5."/>
+      <w:lvlJc w:val="left"/>
+      <w:pPr>
+        <w:ind w:left="3600" w:hanging="360"/>
+      </w:pPr>
+    </w:lvl>
+    <w:lvl w:ilvl="5" w:tplc="0419001B" w:tentative="1">
+      <w:start w:val="1"/>
+      <w:numFmt w:val="lowerRoman"/>
+      <w:lvlText w:val="%6."/>
+      <w:lvlJc w:val="right"/>
+      <w:pPr>
+        <w:ind w:left="4320" w:hanging="180"/>
+      </w:pPr>
+    </w:lvl>
+    <w:lvl w:ilvl="6" w:tplc="0419000F" w:tentative="1">
+      <w:start w:val="1"/>
+      <w:numFmt w:val="decimal"/>
+      <w:lvlText w:val="%7."/>
+      <w:lvlJc w:val="left"/>
+      <w:pPr>
+        <w:ind w:left="5040" w:hanging="360"/>
+      </w:pPr>
+    </w:lvl>
+    <w:lvl w:ilvl="7" w:tplc="04190019" w:tentative="1">
+      <w:start w:val="1"/>
+      <w:numFmt w:val="lowerLetter"/>
+      <w:lvlText w:val="%8."/>
+      <w:lvlJc w:val="left"/>
+      <w:pPr>
+        <w:ind w:left="5760" w:hanging="360"/>
+      </w:pPr>
+    </w:lvl>
+    <w:lvl w:ilvl="8" w:tplc="0419001B" w:tentative="1">
+      <w:start w:val="1"/>
+      <w:numFmt w:val="lowerRoman"/>
+      <w:lvlText w:val="%9."/>
+      <w:lvlJc w:val="right"/>
+      <w:pPr>
+        <w:ind w:left="6480" w:hanging="180"/>
+      </w:pPr>
+    </w:lvl>
+  </w:abstractNum>
+  <w:abstractNum w:abstractNumId="6" w15:restartNumberingAfterBreak="0">
+    <w:nsid w:val="392174A9"/>
+    <w:multiLevelType w:val="hybridMultilevel"/>
+    <w:tmpl w:val="73528DDE"/>
+    <w:lvl w:ilvl="0" w:tplc="0419000F">
+      <w:start w:val="1"/>
+      <w:numFmt w:val="decimal"/>
+      <w:lvlText w:val="%1."/>
+      <w:lvlJc w:val="left"/>
+      <w:pPr>
+        <w:ind w:left="778" w:hanging="360"/>
+      </w:pPr>
+    </w:lvl>
+    <w:lvl w:ilvl="1" w:tplc="04190019" w:tentative="1">
+      <w:start w:val="1"/>
+      <w:numFmt w:val="lowerLetter"/>
+      <w:lvlText w:val="%2."/>
+      <w:lvlJc w:val="left"/>
+      <w:pPr>
+        <w:ind w:left="1498" w:hanging="360"/>
+      </w:pPr>
+    </w:lvl>
+    <w:lvl w:ilvl="2" w:tplc="0419001B" w:tentative="1">
+      <w:start w:val="1"/>
+      <w:numFmt w:val="lowerRoman"/>
+      <w:lvlText w:val="%3."/>
+      <w:lvlJc w:val="right"/>
+      <w:pPr>
+        <w:ind w:left="2218" w:hanging="180"/>
+      </w:pPr>
+    </w:lvl>
+    <w:lvl w:ilvl="3" w:tplc="0419000F" w:tentative="1">
+      <w:start w:val="1"/>
+      <w:numFmt w:val="decimal"/>
+      <w:lvlText w:val="%4."/>
+      <w:lvlJc w:val="left"/>
+      <w:pPr>
+        <w:ind w:left="2938" w:hanging="360"/>
+      </w:pPr>
+    </w:lvl>
+    <w:lvl w:ilvl="4" w:tplc="04190019" w:tentative="1">
+      <w:start w:val="1"/>
+      <w:numFmt w:val="lowerLetter"/>
+      <w:lvlText w:val="%5."/>
+      <w:lvlJc w:val="left"/>
+      <w:pPr>
+        <w:ind w:left="3658" w:hanging="360"/>
+      </w:pPr>
+    </w:lvl>
+    <w:lvl w:ilvl="5" w:tplc="0419001B" w:tentative="1">
+      <w:start w:val="1"/>
+      <w:numFmt w:val="lowerRoman"/>
+      <w:lvlText w:val="%6."/>
+      <w:lvlJc w:val="right"/>
+      <w:pPr>
+        <w:ind w:left="4378" w:hanging="180"/>
+      </w:pPr>
+    </w:lvl>
+    <w:lvl w:ilvl="6" w:tplc="0419000F" w:tentative="1">
+      <w:start w:val="1"/>
+      <w:numFmt w:val="decimal"/>
+      <w:lvlText w:val="%7."/>
+      <w:lvlJc w:val="left"/>
+      <w:pPr>
+        <w:ind w:left="5098" w:hanging="360"/>
+      </w:pPr>
+    </w:lvl>
+    <w:lvl w:ilvl="7" w:tplc="04190019" w:tentative="1">
+      <w:start w:val="1"/>
+      <w:numFmt w:val="lowerLetter"/>
+      <w:lvlText w:val="%8."/>
+      <w:lvlJc w:val="left"/>
+      <w:pPr>
+        <w:ind w:left="5818" w:hanging="360"/>
+      </w:pPr>
+    </w:lvl>
+    <w:lvl w:ilvl="8" w:tplc="0419001B" w:tentative="1">
+      <w:start w:val="1"/>
+      <w:numFmt w:val="lowerRoman"/>
+      <w:lvlText w:val="%9."/>
+      <w:lvlJc w:val="right"/>
+      <w:pPr>
+        <w:ind w:left="6538" w:hanging="180"/>
+      </w:pPr>
+    </w:lvl>
+  </w:abstractNum>
+  <w:abstractNum w:abstractNumId="7" w15:restartNumberingAfterBreak="0">
     <w:nsid w:val="4FE71C2F"/>
     <w:multiLevelType w:val="hybridMultilevel"/>
     <w:tmpl w:val="E300F920"/>
@@ -3098,7 +4118,7 @@
       </w:pPr>
     </w:lvl>
   </w:abstractNum>
-  <w:abstractNum w:abstractNumId="6" w15:restartNumberingAfterBreak="0">
+  <w:abstractNum w:abstractNumId="8" w15:restartNumberingAfterBreak="0">
     <w:nsid w:val="53A77974"/>
     <w:multiLevelType w:val="hybridMultilevel"/>
     <w:tmpl w:val="48AA0EAA"/>
@@ -3184,7 +4204,7 @@
       </w:pPr>
     </w:lvl>
   </w:abstractNum>
-  <w:abstractNum w:abstractNumId="7" w15:restartNumberingAfterBreak="0">
+  <w:abstractNum w:abstractNumId="9" w15:restartNumberingAfterBreak="0">
     <w:nsid w:val="5C2E0E19"/>
     <w:multiLevelType w:val="hybridMultilevel"/>
     <w:tmpl w:val="1374B5E6"/>
@@ -3270,7 +4290,7 @@
       </w:pPr>
     </w:lvl>
   </w:abstractNum>
-  <w:abstractNum w:abstractNumId="8" w15:restartNumberingAfterBreak="0">
+  <w:abstractNum w:abstractNumId="10" w15:restartNumberingAfterBreak="0">
     <w:nsid w:val="66646240"/>
     <w:multiLevelType w:val="multilevel"/>
     <w:tmpl w:val="0E927BB2"/>
@@ -3383,7 +4403,7 @@
       </w:pPr>
     </w:lvl>
   </w:abstractNum>
-  <w:abstractNum w:abstractNumId="9" w15:restartNumberingAfterBreak="0">
+  <w:abstractNum w:abstractNumId="11" w15:restartNumberingAfterBreak="0">
     <w:nsid w:val="6B6959EB"/>
     <w:multiLevelType w:val="hybridMultilevel"/>
     <w:tmpl w:val="C68A40F6"/>
@@ -3469,7 +4489,7 @@
       </w:pPr>
     </w:lvl>
   </w:abstractNum>
-  <w:abstractNum w:abstractNumId="10" w15:restartNumberingAfterBreak="0">
+  <w:abstractNum w:abstractNumId="12" w15:restartNumberingAfterBreak="0">
     <w:nsid w:val="795742AF"/>
     <w:multiLevelType w:val="hybridMultilevel"/>
     <w:tmpl w:val="DFBEFDF4"/>
@@ -3556,37 +4576,43 @@
     </w:lvl>
   </w:abstractNum>
   <w:num w:numId="1" w16cid:durableId="713386873">
-    <w:abstractNumId w:val="7"/>
+    <w:abstractNumId w:val="9"/>
   </w:num>
   <w:num w:numId="2" w16cid:durableId="1297252106">
-    <w:abstractNumId w:val="10"/>
+    <w:abstractNumId w:val="12"/>
   </w:num>
   <w:num w:numId="3" w16cid:durableId="1872691936">
     <w:abstractNumId w:val="1"/>
   </w:num>
   <w:num w:numId="4" w16cid:durableId="1989437190">
-    <w:abstractNumId w:val="8"/>
+    <w:abstractNumId w:val="10"/>
   </w:num>
   <w:num w:numId="5" w16cid:durableId="1654331674">
     <w:abstractNumId w:val="4"/>
   </w:num>
   <w:num w:numId="6" w16cid:durableId="785126496">
-    <w:abstractNumId w:val="9"/>
+    <w:abstractNumId w:val="11"/>
   </w:num>
   <w:num w:numId="7" w16cid:durableId="539974558">
     <w:abstractNumId w:val="2"/>
   </w:num>
   <w:num w:numId="8" w16cid:durableId="1374184973">
-    <w:abstractNumId w:val="6"/>
+    <w:abstractNumId w:val="8"/>
   </w:num>
   <w:num w:numId="9" w16cid:durableId="1023508103">
-    <w:abstractNumId w:val="5"/>
+    <w:abstractNumId w:val="7"/>
   </w:num>
   <w:num w:numId="10" w16cid:durableId="1739016507">
     <w:abstractNumId w:val="3"/>
   </w:num>
   <w:num w:numId="11" w16cid:durableId="1296329324">
     <w:abstractNumId w:val="0"/>
+  </w:num>
+  <w:num w:numId="12" w16cid:durableId="682786375">
+    <w:abstractNumId w:val="5"/>
+  </w:num>
+  <w:num w:numId="13" w16cid:durableId="1115489514">
+    <w:abstractNumId w:val="6"/>
   </w:num>
 </w:numbering>
 </file>
@@ -4543,6 +5569,25 @@
       <w14:ligatures w14:val="none"/>
     </w:rPr>
   </w:style>
+  <w:style w:type="paragraph" w:styleId="ae">
+    <w:name w:val="caption"/>
+    <w:basedOn w:val="a"/>
+    <w:next w:val="a"/>
+    <w:uiPriority w:val="35"/>
+    <w:unhideWhenUsed/>
+    <w:qFormat/>
+    <w:rsid w:val="00065F2E"/>
+    <w:pPr>
+      <w:spacing w:after="200" w:line="240" w:lineRule="auto"/>
+    </w:pPr>
+    <w:rPr>
+      <w:i/>
+      <w:iCs/>
+      <w:color w:val="0E2841" w:themeColor="text2"/>
+      <w:sz w:val="18"/>
+      <w:szCs w:val="18"/>
+    </w:rPr>
+  </w:style>
 </w:styles>
 </file>
 
